--- a/SEM 6/DMBI/Documentation/BIEXP7.docx
+++ b/SEM 6/DMBI/Documentation/BIEXP7.docx
@@ -2,14 +2,1619 @@
 <file path=word/document.xml><?xml version="1.0" encoding="utf-8"?>
 <w:document xmlns:wpc="http://schemas.microsoft.com/office/word/2010/wordprocessingCanvas" xmlns:cx="http://schemas.microsoft.com/office/drawing/2014/chartex" xmlns:cx1="http://schemas.microsoft.com/office/drawing/2015/9/8/chartex" xmlns:cx2="http://schemas.microsoft.com/office/drawing/2015/10/21/chartex" xmlns:cx3="http://schemas.microsoft.com/office/drawing/2016/5/9/chartex" xmlns:cx4="http://schemas.microsoft.com/office/drawing/2016/5/10/chartex" xmlns:cx5="http://schemas.microsoft.com/office/drawing/2016/5/11/chartex" xmlns:cx6="http://schemas.microsoft.com/office/drawing/2016/5/12/chartex" xmlns:cx7="http://schemas.microsoft.com/office/drawing/2016/5/13/chartex" xmlns:cx8="http://schemas.microsoft.com/office/drawing/2016/5/14/chartex" xmlns:mc="http://schemas.openxmlformats.org/markup-compatibility/2006" xmlns:aink="http://schemas.microsoft.com/office/drawing/2016/ink" xmlns:am3d="http://schemas.microsoft.com/office/drawing/2017/model3d" xmlns:o="urn:schemas-microsoft-com:office:office" xmlns:r="http://schemas.openxmlformats.org/officeDocument/2006/relationships" xmlns:m="http://schemas.openxmlformats.org/officeDocument/2006/math" xmlns:v="urn:schemas-microsoft-com:vml" xmlns:wp14="http://schemas.microsoft.com/office/word/2010/wordprocessingDrawing" xmlns:wp="http://schemas.openxmlformats.org/drawingml/2006/wordprocessingDrawing" xmlns:w10="urn:schemas-microsoft-com:office:word" xmlns:w="http://schemas.openxmlformats.org/wordprocessingml/2006/main" xmlns:w14="http://schemas.microsoft.com/office/word/2010/wordml" xmlns:w15="http://schemas.microsoft.com/office/word/2012/wordml" xmlns:w16cex="http://schemas.microsoft.com/office/word/2018/wordml/cex" xmlns:w16cid="http://schemas.microsoft.com/office/word/2016/wordml/cid" xmlns:w16="http://schemas.microsoft.com/office/word/2018/wordml" xmlns:w16sdtdh="http://schemas.microsoft.com/office/word/2020/wordml/sdtdatahash" xmlns:w16se="http://schemas.microsoft.com/office/word/2015/wordml/symex" xmlns:wpg="http://schemas.microsoft.com/office/word/2010/wordprocessingGroup" xmlns:wpi="http://schemas.microsoft.com/office/word/2010/wordprocessingInk" xmlns:wne="http://schemas.microsoft.com/office/word/2006/wordml" xmlns:wps="http://schemas.microsoft.com/office/word/2010/wordprocessingShape" mc:Ignorable="w14 w15 w16se w16cid w16 w16cex w16sdtdh wp14">
   <w:body>
-    <w:p/>
+    <w:p>
+      <w:pPr>
+        <w:pStyle w:val="H"/>
+      </w:pPr>
+      <w:r>
+        <w:t>Aim:</w:t>
+      </w:r>
+      <w:r>
+        <w:t xml:space="preserve"> </w:t>
+      </w:r>
+      <w:r>
+        <w:t>To implement Association Rule Mining using Apriori Algorithm in Python.</w:t>
+      </w:r>
+    </w:p>
+    <w:p>
+      <w:pPr>
+        <w:pStyle w:val="H"/>
+        <w:rPr>
+          <w:sz w:val="4"/>
+          <w:szCs w:val="4"/>
+        </w:rPr>
+      </w:pPr>
+    </w:p>
+    <w:p>
+      <w:pPr>
+        <w:pStyle w:val="H"/>
+      </w:pPr>
+      <w:r>
+        <w:t>Software Required</w:t>
+      </w:r>
+    </w:p>
+    <w:p>
+      <w:pPr>
+        <w:pStyle w:val="T"/>
+        <w:numPr>
+          <w:ilvl w:val="0"/>
+          <w:numId w:val="1"/>
+        </w:numPr>
+        <w:spacing w:after="40"/>
+        <w:ind w:left="714" w:hanging="357"/>
+      </w:pPr>
+      <w:r>
+        <w:t>Python 3.x</w:t>
+      </w:r>
+    </w:p>
+    <w:p>
+      <w:pPr>
+        <w:pStyle w:val="T"/>
+        <w:numPr>
+          <w:ilvl w:val="0"/>
+          <w:numId w:val="1"/>
+        </w:numPr>
+        <w:spacing w:after="40"/>
+        <w:ind w:left="714" w:hanging="357"/>
+      </w:pPr>
+      <w:r>
+        <w:t>Jupyter Notebook</w:t>
+      </w:r>
+    </w:p>
+    <w:p>
+      <w:pPr>
+        <w:pStyle w:val="T"/>
+        <w:numPr>
+          <w:ilvl w:val="0"/>
+          <w:numId w:val="1"/>
+        </w:numPr>
+        <w:spacing w:after="40"/>
+        <w:ind w:left="714" w:hanging="357"/>
+      </w:pPr>
+      <w:r>
+        <w:t>Libraries: pandas, numpy, scikit-learn, matplotlib</w:t>
+      </w:r>
+    </w:p>
+    <w:p>
+      <w:pPr>
+        <w:pStyle w:val="H"/>
+        <w:rPr>
+          <w:sz w:val="4"/>
+          <w:szCs w:val="4"/>
+        </w:rPr>
+      </w:pPr>
+    </w:p>
+    <w:p>
+      <w:pPr>
+        <w:pStyle w:val="H"/>
+      </w:pPr>
+      <w:r>
+        <w:t xml:space="preserve">Q1. </w:t>
+      </w:r>
+      <w:r>
+        <w:t xml:space="preserve">What </w:t>
+      </w:r>
+      <w:r>
+        <w:t xml:space="preserve">is </w:t>
+      </w:r>
+      <w:r>
+        <w:t>Association Rule Mining</w:t>
+      </w:r>
+      <w:r>
+        <w:t>?</w:t>
+      </w:r>
+    </w:p>
+    <w:p>
+      <w:pPr>
+        <w:pStyle w:val="T"/>
+      </w:pPr>
+      <w:r>
+        <w:t xml:space="preserve">Association Rule Mining is a rule-based machine learning method for discovering interesting relationships, patterns, or co-occurrences among variables in large databases. Its primary purpose is to identify strong rules </w:t>
+      </w:r>
+      <w:r>
+        <w:rPr>
+          <w:rStyle w:val="CodeChar"/>
+        </w:rPr>
+        <w:t>(if-then statements)</w:t>
+      </w:r>
+      <w:r>
+        <w:t xml:space="preserve"> that help predict the presence of an item based on the presence of other items, revealing hidden correlations within the data.</w:t>
+      </w:r>
+    </w:p>
+    <w:p>
+      <w:pPr>
+        <w:pStyle w:val="S"/>
+      </w:pPr>
+    </w:p>
+    <w:p>
+      <w:pPr>
+        <w:pStyle w:val="H"/>
+      </w:pPr>
+      <w:r>
+        <w:t>Q2.</w:t>
+      </w:r>
+      <w:r>
+        <w:t xml:space="preserve"> What is </w:t>
+      </w:r>
+      <w:r>
+        <w:t>Market basket analysis</w:t>
+      </w:r>
+      <w:r>
+        <w:t>?</w:t>
+      </w:r>
+    </w:p>
+    <w:p>
+      <w:pPr>
+        <w:pStyle w:val="T"/>
+      </w:pPr>
+      <w:r>
+        <w:t xml:space="preserve">Market Basket Analysis is the practical application of association rule mining in the retail industry. It involves </w:t>
+      </w:r>
+      <w:r>
+        <w:t>analysing</w:t>
+      </w:r>
+      <w:r>
+        <w:t xml:space="preserve"> customer transactions </w:t>
+      </w:r>
+      <w:r>
+        <w:rPr>
+          <w:rStyle w:val="CodeChar"/>
+        </w:rPr>
+        <w:t>(shopping baskets)</w:t>
+      </w:r>
+      <w:r>
+        <w:t xml:space="preserve"> to identify items that are frequently purchased together. Retailers use these insights to drive business decisions, such as:</w:t>
+      </w:r>
+    </w:p>
+    <w:p>
+      <w:pPr>
+        <w:pStyle w:val="L"/>
+      </w:pPr>
+      <w:r>
+        <w:rPr>
+          <w:rStyle w:val="Strong"/>
+        </w:rPr>
+        <w:t>Store Layout</w:t>
+      </w:r>
+      <w:r>
+        <w:rPr>
+          <w:rStyle w:val="Strong"/>
+        </w:rPr>
+        <w:t>:</w:t>
+      </w:r>
+      <w:r>
+        <w:t xml:space="preserve"> Placing complementary items </w:t>
+      </w:r>
+      <w:r>
+        <w:rPr>
+          <w:rStyle w:val="CodeChar"/>
+        </w:rPr>
+        <w:t>(e.g., pasta and sauce)</w:t>
+      </w:r>
+      <w:r>
+        <w:t xml:space="preserve"> near each other.</w:t>
+      </w:r>
+    </w:p>
+    <w:p>
+      <w:pPr>
+        <w:pStyle w:val="L"/>
+      </w:pPr>
+      <w:r>
+        <w:rPr>
+          <w:rStyle w:val="Strong"/>
+        </w:rPr>
+        <w:t>Promotions</w:t>
+      </w:r>
+      <w:r>
+        <w:rPr>
+          <w:rStyle w:val="Strong"/>
+        </w:rPr>
+        <w:t>:</w:t>
+      </w:r>
+      <w:r>
+        <w:t xml:space="preserve"> Creating bundled offers or discounts on frequently co-purchased items.</w:t>
+      </w:r>
+    </w:p>
+    <w:p>
+      <w:pPr>
+        <w:pStyle w:val="L"/>
+      </w:pPr>
+      <w:r>
+        <w:rPr>
+          <w:rStyle w:val="Strong"/>
+        </w:rPr>
+        <w:t>Recommendations</w:t>
+      </w:r>
+      <w:r>
+        <w:rPr>
+          <w:rStyle w:val="Strong"/>
+        </w:rPr>
+        <w:t>:</w:t>
+      </w:r>
+      <w:r>
+        <w:t xml:space="preserve"> Powering "Customers who bought this also bought" features on e-commerce sites.</w:t>
+      </w:r>
+    </w:p>
+    <w:p>
+      <w:pPr>
+        <w:pStyle w:val="S"/>
+      </w:pPr>
+    </w:p>
+    <w:p>
+      <w:pPr>
+        <w:pStyle w:val="H"/>
+      </w:pPr>
+      <w:r>
+        <w:t xml:space="preserve">Q3. </w:t>
+      </w:r>
+      <w:r>
+        <w:t xml:space="preserve">What is </w:t>
+      </w:r>
+      <w:r>
+        <w:t>Apriori</w:t>
+      </w:r>
+      <w:r>
+        <w:t xml:space="preserve"> algorithm</w:t>
+      </w:r>
+      <w:r>
+        <w:t>?</w:t>
+      </w:r>
+    </w:p>
+    <w:p>
+      <w:pPr>
+        <w:pStyle w:val="T"/>
+      </w:pPr>
+      <w:r>
+        <w:t>The Apriori algorithm is the classic and most fundamental algorithm used for frequent itemset mining and association rule learning. Its operation is based on two key components:</w:t>
+      </w:r>
+    </w:p>
+    <w:p>
+      <w:pPr>
+        <w:pStyle w:val="L"/>
+      </w:pPr>
+      <w:r>
+        <w:rPr>
+          <w:rStyle w:val="Strong"/>
+        </w:rPr>
+        <w:t>The Process</w:t>
+      </w:r>
+      <w:r>
+        <w:rPr>
+          <w:rStyle w:val="Strong"/>
+        </w:rPr>
+        <w:t>:</w:t>
+      </w:r>
+      <w:r>
+        <w:t xml:space="preserve"> It uses a "bottom-up" approach, where frequent subsets are extended one item at a time </w:t>
+      </w:r>
+      <w:r>
+        <w:rPr>
+          <w:rStyle w:val="CodeChar"/>
+        </w:rPr>
+        <w:t>(candidate generation)</w:t>
+      </w:r>
+      <w:r>
+        <w:t>, and groups of candidates are tested against the data.</w:t>
+      </w:r>
+    </w:p>
+    <w:p>
+      <w:pPr>
+        <w:pStyle w:val="L"/>
+      </w:pPr>
+      <w:r>
+        <w:rPr>
+          <w:rStyle w:val="Strong"/>
+        </w:rPr>
+        <w:t>The Key Principle (Apriori Property)</w:t>
+      </w:r>
+      <w:r>
+        <w:rPr>
+          <w:rStyle w:val="Strong"/>
+          <w:b w:val="0"/>
+          <w:bCs w:val="0"/>
+        </w:rPr>
+        <w:t>:</w:t>
+      </w:r>
+      <w:r>
+        <w:t xml:space="preserve"> It relies on the assumption that </w:t>
+      </w:r>
+      <w:r>
+        <w:rPr>
+          <w:rStyle w:val="Emphasis"/>
+        </w:rPr>
+        <w:t>"All non-empty subsets of a frequent itemset must also be frequent."</w:t>
+      </w:r>
+      <w:r>
+        <w:t xml:space="preserve"> </w:t>
+      </w:r>
+      <w:r>
+        <w:rPr>
+          <w:rStyle w:val="CodeChar"/>
+        </w:rPr>
+        <w:t>(and conversely, if an itemset is infrequent, all its supersets are infrequent)</w:t>
+      </w:r>
+      <w:r>
+        <w:t>. This property is used to prune the search space, making the algorithm computationally efficient.</w:t>
+      </w:r>
+    </w:p>
+    <w:p>
+      <w:pPr>
+        <w:pStyle w:val="S"/>
+      </w:pPr>
+    </w:p>
+    <w:p>
+      <w:pPr>
+        <w:pStyle w:val="H"/>
+      </w:pPr>
+      <w:r>
+        <w:t xml:space="preserve">Q4 </w:t>
+      </w:r>
+      <w:r>
+        <w:t>What is a centroid?</w:t>
+      </w:r>
+    </w:p>
+    <w:p>
+      <w:pPr>
+        <w:pStyle w:val="T"/>
+      </w:pPr>
+      <w:r>
+        <w:t xml:space="preserve">In data mining and clustering </w:t>
+      </w:r>
+      <w:r>
+        <w:rPr>
+          <w:rStyle w:val="CodeChar"/>
+        </w:rPr>
+        <w:t>(like in the K-Means algorithm)</w:t>
+      </w:r>
+      <w:r>
+        <w:t xml:space="preserve">, a </w:t>
+      </w:r>
+      <w:r>
+        <w:rPr>
+          <w:rStyle w:val="Strong"/>
+          <w:b w:val="0"/>
+          <w:bCs w:val="0"/>
+        </w:rPr>
+        <w:t>centroid</w:t>
+      </w:r>
+      <w:r>
+        <w:t xml:space="preserve"> is the </w:t>
+      </w:r>
+      <w:r>
+        <w:t>centre</w:t>
+      </w:r>
+      <w:r>
+        <w:t xml:space="preserve"> of a cluster. Think of it as the "average" point that best represents all the data points in that group.</w:t>
+      </w:r>
+    </w:p>
+    <w:p>
+      <w:pPr>
+        <w:pStyle w:val="L"/>
+      </w:pPr>
+      <w:r>
+        <w:rPr>
+          <w:rStyle w:val="Strong"/>
+        </w:rPr>
+        <w:t>Simple Analogy:</w:t>
+      </w:r>
+      <w:r>
+        <w:t xml:space="preserve"> If you had a cluster of points on a map, the centroid would be the point where you could place a pin to perfectly balance a model of those points.</w:t>
+      </w:r>
+    </w:p>
+    <w:p>
+      <w:pPr>
+        <w:pStyle w:val="L"/>
+      </w:pPr>
+      <w:r>
+        <w:rPr>
+          <w:rStyle w:val="Strong"/>
+        </w:rPr>
+        <w:t>How it's calculated:</w:t>
+      </w:r>
+      <w:r>
+        <w:t xml:space="preserve"> For numerical data, it's calculated by taking the mean </w:t>
+      </w:r>
+      <w:r>
+        <w:rPr>
+          <w:rStyle w:val="CodeChar"/>
+        </w:rPr>
+        <w:t>(average)</w:t>
+      </w:r>
+      <w:r>
+        <w:t xml:space="preserve"> of all the data points assigned to that cluster for every dimension.</w:t>
+      </w:r>
+    </w:p>
+    <w:p>
+      <w:pPr>
+        <w:pStyle w:val="S"/>
+      </w:pPr>
+    </w:p>
+    <w:p>
+      <w:pPr>
+        <w:pStyle w:val="H"/>
+      </w:pPr>
+      <w:r>
+        <w:lastRenderedPageBreak/>
+        <w:t xml:space="preserve">Q5. </w:t>
+      </w:r>
+      <w:r>
+        <w:t>What is a Frequent Itemset?</w:t>
+      </w:r>
+    </w:p>
+    <w:p>
+      <w:pPr>
+        <w:pStyle w:val="T"/>
+      </w:pPr>
+      <w:r>
+        <w:t>A Frequent Itemset is a collection of items that appears in a transactional dataset with a frequency no less than a user-specified minimum support threshold.</w:t>
+      </w:r>
+    </w:p>
+    <w:p>
+      <w:pPr>
+        <w:pStyle w:val="T"/>
+      </w:pPr>
+      <w:r>
+        <w:rPr>
+          <w:rStyle w:val="Strong"/>
+        </w:rPr>
+        <w:t>Example:</w:t>
+      </w:r>
+      <w:r>
+        <w:t xml:space="preserve"> In a store's transaction data, consider the itemset </w:t>
+      </w:r>
+      <w:r>
+        <w:rPr>
+          <w:rStyle w:val="CodeChar"/>
+        </w:rPr>
+        <w:t>{</w:t>
+      </w:r>
+      <w:r>
+        <w:rPr>
+          <w:rStyle w:val="CodeChar"/>
+        </w:rPr>
+        <w:t xml:space="preserve"> </w:t>
+      </w:r>
+      <w:r>
+        <w:rPr>
+          <w:rStyle w:val="CodeChar"/>
+        </w:rPr>
+        <w:t>Peanut Butter, Jelly, Bread</w:t>
+      </w:r>
+      <w:r>
+        <w:rPr>
+          <w:rStyle w:val="CodeChar"/>
+        </w:rPr>
+        <w:t xml:space="preserve"> </w:t>
+      </w:r>
+      <w:r>
+        <w:rPr>
+          <w:rStyle w:val="CodeChar"/>
+        </w:rPr>
+        <w:t>}</w:t>
+      </w:r>
+      <w:r>
+        <w:t xml:space="preserve">. If this set appears in </w:t>
+      </w:r>
+      <w:r>
+        <w:rPr>
+          <w:rStyle w:val="CodeChar"/>
+        </w:rPr>
+        <w:t>40 out of 200</w:t>
+      </w:r>
+      <w:r>
+        <w:t xml:space="preserve"> transactions, its support is </w:t>
+      </w:r>
+      <w:r>
+        <w:rPr>
+          <w:rStyle w:val="CodeChar"/>
+        </w:rPr>
+        <w:t>20%</w:t>
+      </w:r>
+      <w:r>
+        <w:t xml:space="preserve">. If a data analyst sets the minimum support threshold to </w:t>
+      </w:r>
+      <w:r>
+        <w:rPr>
+          <w:rStyle w:val="CodeChar"/>
+        </w:rPr>
+        <w:t>15%</w:t>
+      </w:r>
+      <w:r>
+        <w:t xml:space="preserve">, then </w:t>
+      </w:r>
+      <w:r>
+        <w:rPr>
+          <w:rStyle w:val="CodeChar"/>
+        </w:rPr>
+        <w:t>{</w:t>
+      </w:r>
+      <w:r>
+        <w:rPr>
+          <w:rStyle w:val="CodeChar"/>
+        </w:rPr>
+        <w:t xml:space="preserve"> </w:t>
+      </w:r>
+      <w:r>
+        <w:rPr>
+          <w:rStyle w:val="CodeChar"/>
+        </w:rPr>
+        <w:t>Peanut Butter, Jelly, Bread</w:t>
+      </w:r>
+      <w:r>
+        <w:rPr>
+          <w:rStyle w:val="CodeChar"/>
+        </w:rPr>
+        <w:t xml:space="preserve"> </w:t>
+      </w:r>
+      <w:r>
+        <w:rPr>
+          <w:rStyle w:val="CodeChar"/>
+        </w:rPr>
+        <w:t>}</w:t>
+      </w:r>
+      <w:r>
+        <w:t xml:space="preserve"> </w:t>
+      </w:r>
+      <w:r>
+        <w:t xml:space="preserve">is considered a </w:t>
+      </w:r>
+      <w:r>
+        <w:rPr>
+          <w:rStyle w:val="Strong"/>
+          <w:b w:val="0"/>
+          <w:bCs w:val="0"/>
+        </w:rPr>
+        <w:t>frequent itemset</w:t>
+      </w:r>
+      <w:r>
+        <w:t xml:space="preserve">. These </w:t>
+      </w:r>
+      <w:r>
+        <w:t>itemset</w:t>
+      </w:r>
+      <w:r>
+        <w:t xml:space="preserve"> are the essential building blocks from which all association rules are generated.</w:t>
+      </w:r>
+    </w:p>
+    <w:p>
+      <w:pPr>
+        <w:pStyle w:val="S"/>
+      </w:pPr>
+    </w:p>
+    <w:p>
+      <w:pPr>
+        <w:pStyle w:val="H"/>
+      </w:pPr>
+      <w:r>
+        <w:t>Q6. Define the following:</w:t>
+      </w:r>
+    </w:p>
+    <w:p>
+      <w:pPr>
+        <w:pStyle w:val="L"/>
+      </w:pPr>
+      <w:r>
+        <w:rPr>
+          <w:b/>
+          <w:bCs/>
+        </w:rPr>
+        <w:t>Support</w:t>
+      </w:r>
+      <w:r>
+        <w:t xml:space="preserve">: </w:t>
+      </w:r>
+      <w:r>
+        <w:t xml:space="preserve">The frequency of an itemset </w:t>
+      </w:r>
+      <w:r>
+        <w:rPr>
+          <w:rStyle w:val="CodeChar"/>
+        </w:rPr>
+        <w:t>(e.g., {X, Y})</w:t>
+      </w:r>
+      <w:r>
+        <w:t xml:space="preserve"> in the dataset.</w:t>
+      </w:r>
+    </w:p>
+    <w:p>
+      <w:pPr>
+        <w:pStyle w:val="L"/>
+      </w:pPr>
+      <w:r>
+        <w:rPr>
+          <w:b/>
+          <w:bCs/>
+        </w:rPr>
+        <w:t>Confidence</w:t>
+      </w:r>
+      <w:r>
+        <w:t xml:space="preserve">: </w:t>
+      </w:r>
+      <w:r>
+        <w:t xml:space="preserve">The likelihood that item </w:t>
+      </w:r>
+      <w:r>
+        <w:rPr>
+          <w:rStyle w:val="CodeChar"/>
+        </w:rPr>
+        <w:t>Y</w:t>
+      </w:r>
+      <w:r>
+        <w:t xml:space="preserve"> is purchased when item </w:t>
+      </w:r>
+      <w:r>
+        <w:rPr>
+          <w:rStyle w:val="CodeChar"/>
+        </w:rPr>
+        <w:t>X</w:t>
+      </w:r>
+      <w:r>
+        <w:t xml:space="preserve"> is purchased.</w:t>
+      </w:r>
+    </w:p>
+    <w:p>
+      <w:pPr>
+        <w:pStyle w:val="L"/>
+      </w:pPr>
+      <w:r>
+        <w:rPr>
+          <w:b/>
+          <w:bCs/>
+        </w:rPr>
+        <w:t>Lift</w:t>
+      </w:r>
+      <w:r>
+        <w:t xml:space="preserve">: </w:t>
+      </w:r>
+      <w:r>
+        <w:t xml:space="preserve">How much more likely </w:t>
+      </w:r>
+      <w:r>
+        <w:rPr>
+          <w:rStyle w:val="CodeChar"/>
+        </w:rPr>
+        <w:t>Y</w:t>
+      </w:r>
+      <w:r>
+        <w:t xml:space="preserve"> is purchased when </w:t>
+      </w:r>
+      <w:r>
+        <w:rPr>
+          <w:rStyle w:val="CodeChar"/>
+        </w:rPr>
+        <w:t>X</w:t>
+      </w:r>
+      <w:r>
+        <w:t xml:space="preserve"> is purchased, compared to the normal sale rate of </w:t>
+      </w:r>
+      <w:r>
+        <w:rPr>
+          <w:rStyle w:val="CodeChar"/>
+        </w:rPr>
+        <w:t>Y</w:t>
+      </w:r>
+      <w:r>
+        <w:t>.</w:t>
+      </w:r>
+    </w:p>
+    <w:p>
+      <w:pPr>
+        <w:pStyle w:val="S"/>
+      </w:pPr>
+    </w:p>
+    <w:p>
+      <w:pPr>
+        <w:pStyle w:val="H"/>
+      </w:pPr>
+      <w:r>
+        <w:t xml:space="preserve">Q6. </w:t>
+      </w:r>
+      <w:r>
+        <w:t>Write a Python program to implement the Apriori Algorithm for generating</w:t>
+      </w:r>
+      <w:r>
+        <w:t xml:space="preserve"> </w:t>
+      </w:r>
+      <w:r>
+        <w:t>association rules from a dataset. Display the rules with Support, Confidence, and Lift.</w:t>
+      </w:r>
+    </w:p>
+    <w:p>
+      <w:pPr>
+        <w:pStyle w:val="H"/>
+      </w:pPr>
+      <w:r>
+        <w:t>Code:</w:t>
+      </w:r>
+    </w:p>
+    <w:p>
+      <w:pPr>
+        <w:pStyle w:val="Code"/>
+      </w:pPr>
+      <w:r>
+        <w:t>import pandas as pd</w:t>
+      </w:r>
+    </w:p>
+    <w:p>
+      <w:pPr>
+        <w:pStyle w:val="Code"/>
+      </w:pPr>
+      <w:r>
+        <w:t>from itertools import combinations</w:t>
+      </w:r>
+    </w:p>
+    <w:p>
+      <w:pPr>
+        <w:pStyle w:val="Code"/>
+      </w:pPr>
+    </w:p>
+    <w:p>
+      <w:pPr>
+        <w:pStyle w:val="Code"/>
+      </w:pPr>
+      <w:r>
+        <w:t>class Apriori:</w:t>
+      </w:r>
+    </w:p>
+    <w:p>
+      <w:pPr>
+        <w:pStyle w:val="Code"/>
+      </w:pPr>
+      <w:r>
+        <w:t>    def __init__(self, min_sup=0.3, min_conf=0.6, min_lift=1.0):</w:t>
+      </w:r>
+    </w:p>
+    <w:p>
+      <w:pPr>
+        <w:pStyle w:val="Code"/>
+      </w:pPr>
+      <w:r>
+        <w:t>        self.min_sup = min_sup</w:t>
+      </w:r>
+    </w:p>
+    <w:p>
+      <w:pPr>
+        <w:pStyle w:val="Code"/>
+      </w:pPr>
+      <w:r>
+        <w:t>        self.min_conf = min_conf</w:t>
+      </w:r>
+    </w:p>
+    <w:p>
+      <w:pPr>
+        <w:pStyle w:val="Code"/>
+      </w:pPr>
+      <w:r>
+        <w:t>        self.min_lift = min_lift</w:t>
+      </w:r>
+    </w:p>
+    <w:p>
+      <w:pPr>
+        <w:pStyle w:val="Code"/>
+      </w:pPr>
+      <w:r>
+        <w:t>        self.transactions = []</w:t>
+      </w:r>
+    </w:p>
+    <w:p>
+      <w:pPr>
+        <w:pStyle w:val="Code"/>
+      </w:pPr>
+      <w:r>
+        <w:t xml:space="preserve">        </w:t>
+      </w:r>
+    </w:p>
+    <w:p>
+      <w:pPr>
+        <w:pStyle w:val="Code"/>
+      </w:pPr>
+      <w:r>
+        <w:t>    def fit(self, data):</w:t>
+      </w:r>
+    </w:p>
+    <w:p>
+      <w:pPr>
+        <w:pStyle w:val="Code"/>
+      </w:pPr>
+      <w:r>
+        <w:t>        self.transactions = data</w:t>
+      </w:r>
+    </w:p>
+    <w:p>
+      <w:pPr>
+        <w:pStyle w:val="Code"/>
+      </w:pPr>
+      <w:r>
+        <w:t>        self.items = sorted(set(i for t in data for i in t))</w:t>
+      </w:r>
+    </w:p>
+    <w:p>
+      <w:pPr>
+        <w:pStyle w:val="Code"/>
+      </w:pPr>
+      <w:r>
+        <w:t>        self.freq_itemsets = {}</w:t>
+      </w:r>
+    </w:p>
+    <w:p>
+      <w:pPr>
+        <w:pStyle w:val="Code"/>
+      </w:pPr>
+      <w:r>
+        <w:t>        self.rules = []</w:t>
+      </w:r>
+    </w:p>
+    <w:p>
+      <w:pPr>
+        <w:pStyle w:val="Code"/>
+      </w:pPr>
+      <w:r>
+        <w:t>        self._apriori()</w:t>
+      </w:r>
+    </w:p>
+    <w:p>
+      <w:pPr>
+        <w:pStyle w:val="Code"/>
+      </w:pPr>
+      <w:r>
+        <w:t>        self._generate_rules()</w:t>
+      </w:r>
+    </w:p>
+    <w:p>
+      <w:pPr>
+        <w:pStyle w:val="Code"/>
+      </w:pPr>
+      <w:r>
+        <w:t>        return self</w:t>
+      </w:r>
+    </w:p>
+    <w:p>
+      <w:pPr>
+        <w:pStyle w:val="Code"/>
+      </w:pPr>
+      <w:r>
+        <w:t xml:space="preserve">        </w:t>
+      </w:r>
+    </w:p>
+    <w:p>
+      <w:pPr>
+        <w:pStyle w:val="Code"/>
+      </w:pPr>
+      <w:r>
+        <w:t>    def _support(self, itemset):</w:t>
+      </w:r>
+    </w:p>
+    <w:p>
+      <w:pPr>
+        <w:pStyle w:val="Code"/>
+      </w:pPr>
+      <w:r>
+        <w:t>        return sum(1 for t in self.transactions if all(i in t for i in itemset)) / len(self.transactions)</w:t>
+      </w:r>
+    </w:p>
+    <w:p>
+      <w:pPr>
+        <w:pStyle w:val="Code"/>
+      </w:pPr>
+      <w:r>
+        <w:t xml:space="preserve">    </w:t>
+      </w:r>
+    </w:p>
+    <w:p>
+      <w:pPr>
+        <w:pStyle w:val="Code"/>
+      </w:pPr>
+      <w:r>
+        <w:t>    def _apriori(self):</w:t>
+      </w:r>
+    </w:p>
+    <w:p>
+      <w:pPr>
+        <w:pStyle w:val="Code"/>
+      </w:pPr>
+      <w:r>
+        <w:t xml:space="preserve">        </w:t>
+      </w:r>
+    </w:p>
+    <w:p>
+      <w:pPr>
+        <w:pStyle w:val="Code"/>
+      </w:pPr>
+      <w:r>
+        <w:t>        candidates = [[i] for i in self.items]</w:t>
+      </w:r>
+    </w:p>
+    <w:p>
+      <w:pPr>
+        <w:pStyle w:val="Code"/>
+      </w:pPr>
+      <w:r>
+        <w:t>        k = 1</w:t>
+      </w:r>
+    </w:p>
+    <w:p>
+      <w:pPr>
+        <w:pStyle w:val="Code"/>
+      </w:pPr>
+      <w:r>
+        <w:t>        while candidates:</w:t>
+      </w:r>
+    </w:p>
+    <w:p>
+      <w:pPr>
+        <w:pStyle w:val="Code"/>
+      </w:pPr>
+      <w:r>
+        <w:t xml:space="preserve">            </w:t>
+      </w:r>
+    </w:p>
+    <w:p>
+      <w:pPr>
+        <w:pStyle w:val="Code"/>
+      </w:pPr>
+      <w:r>
+        <w:t>            frequent = {}</w:t>
+      </w:r>
+    </w:p>
+    <w:p>
+      <w:pPr>
+        <w:pStyle w:val="Code"/>
+      </w:pPr>
+      <w:r>
+        <w:t>            for c in candidates:</w:t>
+      </w:r>
+    </w:p>
+    <w:p>
+      <w:pPr>
+        <w:pStyle w:val="Code"/>
+      </w:pPr>
+      <w:r>
+        <w:lastRenderedPageBreak/>
+        <w:t>                sup = self._support(c)</w:t>
+      </w:r>
+    </w:p>
+    <w:p>
+      <w:pPr>
+        <w:pStyle w:val="Code"/>
+      </w:pPr>
+      <w:r>
+        <w:t>                if sup &gt;= self.min_sup:</w:t>
+      </w:r>
+    </w:p>
+    <w:p>
+      <w:pPr>
+        <w:pStyle w:val="Code"/>
+      </w:pPr>
+      <w:r>
+        <w:t>                    frequent[tuple(sorted(c))] = sup</w:t>
+      </w:r>
+    </w:p>
+    <w:p>
+      <w:pPr>
+        <w:pStyle w:val="Code"/>
+      </w:pPr>
+      <w:r>
+        <w:t xml:space="preserve">            </w:t>
+      </w:r>
+    </w:p>
+    <w:p>
+      <w:pPr>
+        <w:pStyle w:val="Code"/>
+      </w:pPr>
+      <w:r>
+        <w:t>            if not frequent:</w:t>
+      </w:r>
+    </w:p>
+    <w:p>
+      <w:pPr>
+        <w:pStyle w:val="Code"/>
+      </w:pPr>
+      <w:r>
+        <w:t>                break</w:t>
+      </w:r>
+    </w:p>
+    <w:p>
+      <w:pPr>
+        <w:pStyle w:val="Code"/>
+      </w:pPr>
+      <w:r>
+        <w:t xml:space="preserve">                </w:t>
+      </w:r>
+    </w:p>
+    <w:p>
+      <w:pPr>
+        <w:pStyle w:val="Code"/>
+      </w:pPr>
+      <w:r>
+        <w:t>            self.freq_itemsets[k] = frequent</w:t>
+      </w:r>
+    </w:p>
+    <w:p>
+      <w:pPr>
+        <w:pStyle w:val="Code"/>
+      </w:pPr>
+      <w:r>
+        <w:t xml:space="preserve">            </w:t>
+      </w:r>
+    </w:p>
+    <w:p>
+      <w:pPr>
+        <w:pStyle w:val="Code"/>
+      </w:pPr>
+      <w:r>
+        <w:t xml:space="preserve">            </w:t>
+      </w:r>
+    </w:p>
+    <w:p>
+      <w:pPr>
+        <w:pStyle w:val="Code"/>
+      </w:pPr>
+      <w:r>
+        <w:t>            k += 1</w:t>
+      </w:r>
+    </w:p>
+    <w:p>
+      <w:pPr>
+        <w:pStyle w:val="Code"/>
+      </w:pPr>
+      <w:r>
+        <w:t>            candidates = []</w:t>
+      </w:r>
+    </w:p>
+    <w:p>
+      <w:pPr>
+        <w:pStyle w:val="Code"/>
+      </w:pPr>
+      <w:r>
+        <w:t>            prev_items = list(self.freq_itemsets[k-1].keys())</w:t>
+      </w:r>
+    </w:p>
+    <w:p>
+      <w:pPr>
+        <w:pStyle w:val="Code"/>
+      </w:pPr>
+      <w:r>
+        <w:t>            for i in range(len(prev_items)):</w:t>
+      </w:r>
+    </w:p>
+    <w:p>
+      <w:pPr>
+        <w:pStyle w:val="Code"/>
+      </w:pPr>
+      <w:r>
+        <w:t>                for j in range(i+1, len(prev_items)):</w:t>
+      </w:r>
+    </w:p>
+    <w:p>
+      <w:pPr>
+        <w:pStyle w:val="Code"/>
+      </w:pPr>
+      <w:r>
+        <w:t xml:space="preserve">                    </w:t>
+      </w:r>
+    </w:p>
+    <w:p>
+      <w:pPr>
+        <w:pStyle w:val="Code"/>
+      </w:pPr>
+      <w:r>
+        <w:t>                    if list(prev_items[i])[:-1] == list(prev_items[j])[:-1]:</w:t>
+      </w:r>
+    </w:p>
+    <w:p>
+      <w:pPr>
+        <w:pStyle w:val="Code"/>
+      </w:pPr>
+      <w:r>
+        <w:t>                        candidate = sorted(set(prev_items[i] + prev_items[j]))</w:t>
+      </w:r>
+    </w:p>
+    <w:p>
+      <w:pPr>
+        <w:pStyle w:val="Code"/>
+      </w:pPr>
+      <w:r>
+        <w:t xml:space="preserve">                        </w:t>
+      </w:r>
+    </w:p>
+    <w:p>
+      <w:pPr>
+        <w:pStyle w:val="Code"/>
+      </w:pPr>
+      <w:r>
+        <w:t>                        subsets = combinations(candidate, len(candidate)-1)</w:t>
+      </w:r>
+    </w:p>
+    <w:p>
+      <w:pPr>
+        <w:pStyle w:val="Code"/>
+      </w:pPr>
+      <w:r>
+        <w:t>                        if all(tuple(sorted(s)) in self.freq_itemsets[k-1] for s in subsets):</w:t>
+      </w:r>
+    </w:p>
+    <w:p>
+      <w:pPr>
+        <w:pStyle w:val="Code"/>
+      </w:pPr>
+      <w:r>
+        <w:t>                            candidates.append(candidate)</w:t>
+      </w:r>
+    </w:p>
+    <w:p>
+      <w:pPr>
+        <w:pStyle w:val="Code"/>
+      </w:pPr>
+      <w:r>
+        <w:t xml:space="preserve">    </w:t>
+      </w:r>
+    </w:p>
+    <w:p>
+      <w:pPr>
+        <w:pStyle w:val="Code"/>
+      </w:pPr>
+      <w:r>
+        <w:t>    def _generate_rules(self):</w:t>
+      </w:r>
+    </w:p>
+    <w:p>
+      <w:pPr>
+        <w:pStyle w:val="Code"/>
+      </w:pPr>
+      <w:r>
+        <w:t>        for k in range(2, max(self.freq_itemsets.keys())+1):</w:t>
+      </w:r>
+    </w:p>
+    <w:p>
+      <w:pPr>
+        <w:pStyle w:val="Code"/>
+      </w:pPr>
+      <w:r>
+        <w:t>            for itemset in self.freq_itemsets[k]:</w:t>
+      </w:r>
+    </w:p>
+    <w:p>
+      <w:pPr>
+        <w:pStyle w:val="Code"/>
+      </w:pPr>
+      <w:r>
+        <w:t>                itemset = list(itemset)</w:t>
+      </w:r>
+    </w:p>
+    <w:p>
+      <w:pPr>
+        <w:pStyle w:val="Code"/>
+      </w:pPr>
+      <w:r>
+        <w:t>                for i in range(1, len(itemset)):</w:t>
+      </w:r>
+    </w:p>
+    <w:p>
+      <w:pPr>
+        <w:pStyle w:val="Code"/>
+      </w:pPr>
+      <w:r>
+        <w:t>                    for ant in combinations(itemset, i):</w:t>
+      </w:r>
+    </w:p>
+    <w:p>
+      <w:pPr>
+        <w:pStyle w:val="Code"/>
+      </w:pPr>
+      <w:r>
+        <w:t>                        ant = list(ant)</w:t>
+      </w:r>
+    </w:p>
+    <w:p>
+      <w:pPr>
+        <w:pStyle w:val="Code"/>
+      </w:pPr>
+      <w:r>
+        <w:t>                        cons = [i for i in itemset if i not in ant]</w:t>
+      </w:r>
+    </w:p>
+    <w:p>
+      <w:pPr>
+        <w:pStyle w:val="Code"/>
+      </w:pPr>
+      <w:r>
+        <w:t xml:space="preserve">                        </w:t>
+      </w:r>
+    </w:p>
+    <w:p>
+      <w:pPr>
+        <w:pStyle w:val="Code"/>
+      </w:pPr>
+      <w:r>
+        <w:t>                        sup_ant = self.freq_itemsets[len(ant)][tuple(sorted(ant))]</w:t>
+      </w:r>
+    </w:p>
+    <w:p>
+      <w:pPr>
+        <w:pStyle w:val="Code"/>
+      </w:pPr>
+      <w:r>
+        <w:t>                        sup_itemset = self.freq_itemsets[k][tuple(sorted(itemset))]</w:t>
+      </w:r>
+    </w:p>
+    <w:p>
+      <w:pPr>
+        <w:pStyle w:val="Code"/>
+      </w:pPr>
+      <w:r>
+        <w:t xml:space="preserve">                        </w:t>
+      </w:r>
+    </w:p>
+    <w:p>
+      <w:pPr>
+        <w:pStyle w:val="Code"/>
+      </w:pPr>
+      <w:r>
+        <w:t>                        conf = sup_itemset / sup_ant</w:t>
+      </w:r>
+    </w:p>
+    <w:p>
+      <w:pPr>
+        <w:pStyle w:val="Code"/>
+      </w:pPr>
+      <w:r>
+        <w:t>                        sup_cons = self.freq_itemsets[len(cons)][tuple(sorted(cons))]</w:t>
+      </w:r>
+    </w:p>
+    <w:p>
+      <w:pPr>
+        <w:pStyle w:val="Code"/>
+      </w:pPr>
+      <w:r>
+        <w:t>                        lift = conf / sup_cons</w:t>
+      </w:r>
+    </w:p>
+    <w:p>
+      <w:pPr>
+        <w:pStyle w:val="Code"/>
+      </w:pPr>
+      <w:r>
+        <w:t xml:space="preserve">                        </w:t>
+      </w:r>
+    </w:p>
+    <w:p>
+      <w:pPr>
+        <w:pStyle w:val="Code"/>
+      </w:pPr>
+      <w:r>
+        <w:t>                        if conf &gt;= self.min_conf and lift &gt;= self.min_lift:</w:t>
+      </w:r>
+    </w:p>
+    <w:p>
+      <w:pPr>
+        <w:pStyle w:val="Code"/>
+      </w:pPr>
+      <w:r>
+        <w:t>                            self.rules.append({</w:t>
+      </w:r>
+    </w:p>
+    <w:p>
+      <w:pPr>
+        <w:pStyle w:val="Code"/>
+      </w:pPr>
+      <w:r>
+        <w:t>                                'antecedent': ' + '.join(ant),</w:t>
+      </w:r>
+    </w:p>
+    <w:p>
+      <w:pPr>
+        <w:pStyle w:val="Code"/>
+      </w:pPr>
+      <w:r>
+        <w:t>                                'consequent': ' + '.join(cons),</w:t>
+      </w:r>
+    </w:p>
+    <w:p>
+      <w:pPr>
+        <w:pStyle w:val="Code"/>
+      </w:pPr>
+      <w:r>
+        <w:t>                                'support': round(sup_itemset, 3),</w:t>
+      </w:r>
+    </w:p>
+    <w:p>
+      <w:pPr>
+        <w:pStyle w:val="Code"/>
+      </w:pPr>
+      <w:r>
+        <w:t>                                'confidence': round(conf, 3),</w:t>
+      </w:r>
+    </w:p>
+    <w:p>
+      <w:pPr>
+        <w:pStyle w:val="Code"/>
+      </w:pPr>
+      <w:r>
+        <w:t>                                'lift': round(lift, 3)</w:t>
+      </w:r>
+    </w:p>
+    <w:p>
+      <w:pPr>
+        <w:pStyle w:val="Code"/>
+      </w:pPr>
+      <w:r>
+        <w:t>                            })</w:t>
+      </w:r>
+    </w:p>
+    <w:p>
+      <w:pPr>
+        <w:pStyle w:val="Code"/>
+      </w:pPr>
+      <w:r>
+        <w:t xml:space="preserve">    </w:t>
+      </w:r>
+    </w:p>
+    <w:p>
+      <w:pPr>
+        <w:pStyle w:val="Code"/>
+      </w:pPr>
+      <w:r>
+        <w:t>    def display_rules(self, n=10):</w:t>
+      </w:r>
+    </w:p>
+    <w:p>
+      <w:pPr>
+        <w:pStyle w:val="Code"/>
+      </w:pPr>
+      <w:r>
+        <w:t>        df = pd.DataFrame(self.rules).sort_values('lift', ascending=False)</w:t>
+      </w:r>
+    </w:p>
+    <w:p>
+      <w:pPr>
+        <w:pStyle w:val="Code"/>
+      </w:pPr>
+      <w:r>
+        <w:t>        print(f"\nTop {min(n, len(df))} Association Rules:")</w:t>
+      </w:r>
+    </w:p>
+    <w:p>
+      <w:pPr>
+        <w:pStyle w:val="Code"/>
+      </w:pPr>
+      <w:r>
+        <w:t>        print(df.head(n).to_string(index=False))</w:t>
+      </w:r>
+    </w:p>
+    <w:p>
+      <w:pPr>
+        <w:pStyle w:val="Code"/>
+      </w:pPr>
+      <w:r>
+        <w:t>        return df</w:t>
+      </w:r>
+    </w:p>
+    <w:p>
+      <w:pPr>
+        <w:pStyle w:val="Code"/>
+      </w:pPr>
+    </w:p>
+    <w:p>
+      <w:pPr>
+        <w:pStyle w:val="Code"/>
+      </w:pPr>
+      <w:r>
+        <w:t>if __name__ == "__main__":</w:t>
+      </w:r>
+    </w:p>
+    <w:p>
+      <w:pPr>
+        <w:pStyle w:val="Code"/>
+      </w:pPr>
+      <w:r>
+        <w:lastRenderedPageBreak/>
+        <w:t xml:space="preserve">    </w:t>
+      </w:r>
+    </w:p>
+    <w:p>
+      <w:pPr>
+        <w:pStyle w:val="Code"/>
+      </w:pPr>
+      <w:r>
+        <w:t>    dataset = [</w:t>
+      </w:r>
+    </w:p>
+    <w:p>
+      <w:pPr>
+        <w:pStyle w:val="Code"/>
+      </w:pPr>
+      <w:r>
+        <w:t>        ['white-monster', 'max-protein', 'slice-cake'],</w:t>
+      </w:r>
+    </w:p>
+    <w:p>
+      <w:pPr>
+        <w:pStyle w:val="Code"/>
+      </w:pPr>
+      <w:r>
+        <w:t>        ['white-monster', 'max-protein'],</w:t>
+      </w:r>
+    </w:p>
+    <w:p>
+      <w:pPr>
+        <w:pStyle w:val="Code"/>
+      </w:pPr>
+      <w:r>
+        <w:t>        ['max-protein', 'slice-cake'],</w:t>
+      </w:r>
+    </w:p>
+    <w:p>
+      <w:pPr>
+        <w:pStyle w:val="Code"/>
+      </w:pPr>
+      <w:r>
+        <w:t>        ['white-monster', 'max-protein', 'slice-cake', 'pringle-chips'],</w:t>
+      </w:r>
+    </w:p>
+    <w:p>
+      <w:pPr>
+        <w:pStyle w:val="Code"/>
+      </w:pPr>
+      <w:r>
+        <w:t>        ['white-monster', 'slice-cake'],</w:t>
+      </w:r>
+    </w:p>
+    <w:p>
+      <w:pPr>
+        <w:pStyle w:val="Code"/>
+      </w:pPr>
+      <w:r>
+        <w:t>        ['max-protein', 'pringle-chips'],</w:t>
+      </w:r>
+    </w:p>
+    <w:p>
+      <w:pPr>
+        <w:pStyle w:val="Code"/>
+      </w:pPr>
+      <w:r>
+        <w:t>        ['white-monster', 'max-protein', 'pringle-chips'],</w:t>
+      </w:r>
+    </w:p>
+    <w:p>
+      <w:pPr>
+        <w:pStyle w:val="Code"/>
+      </w:pPr>
+      <w:r>
+        <w:t>        ['white-monster', 'slice-cake', 'cornetto-ice-cream'],</w:t>
+      </w:r>
+    </w:p>
+    <w:p>
+      <w:pPr>
+        <w:pStyle w:val="Code"/>
+      </w:pPr>
+      <w:r>
+        <w:t>        ['max-protein', 'slice-cake', 'cornetto-ice-cream'],</w:t>
+      </w:r>
+    </w:p>
+    <w:p>
+      <w:pPr>
+        <w:pStyle w:val="Code"/>
+      </w:pPr>
+      <w:r>
+        <w:t>        ['white-monster', 'max-protein', 'slice-cake', 'cornetto-ice-cream']</w:t>
+      </w:r>
+    </w:p>
+    <w:p>
+      <w:pPr>
+        <w:pStyle w:val="Code"/>
+      </w:pPr>
+      <w:r>
+        <w:t>    ]</w:t>
+      </w:r>
+    </w:p>
+    <w:p>
+      <w:pPr>
+        <w:pStyle w:val="Code"/>
+      </w:pPr>
+      <w:r>
+        <w:t xml:space="preserve">    </w:t>
+      </w:r>
+    </w:p>
+    <w:p>
+      <w:pPr>
+        <w:pStyle w:val="Code"/>
+      </w:pPr>
+      <w:r>
+        <w:t>    model = Apriori(min_sup=0.3, min_conf=0.6)</w:t>
+      </w:r>
+    </w:p>
+    <w:p>
+      <w:pPr>
+        <w:pStyle w:val="Code"/>
+      </w:pPr>
+      <w:r>
+        <w:t>    model.fit(dataset)</w:t>
+      </w:r>
+    </w:p>
+    <w:p>
+      <w:pPr>
+        <w:pStyle w:val="Code"/>
+      </w:pPr>
+      <w:r>
+        <w:t>    model.display_rules()</w:t>
+      </w:r>
+    </w:p>
+    <w:p>
+      <w:pPr>
+        <w:pStyle w:val="S"/>
+      </w:pPr>
+    </w:p>
+    <w:p>
+      <w:pPr>
+        <w:pStyle w:val="H"/>
+      </w:pPr>
+      <w:r>
+        <w:t>Output:</w:t>
+      </w:r>
+    </w:p>
+    <w:p>
+      <w:pPr>
+        <w:pStyle w:val="T"/>
+      </w:pPr>
+      <w:r>
+        <w:drawing>
+          <wp:inline distT="0" distB="0" distL="0" distR="0" wp14:anchorId="5425CF08" wp14:editId="116FF277">
+            <wp:extent cx="6188710" cy="1780540"/>
+            <wp:effectExtent l="0" t="0" r="2540" b="0"/>
+            <wp:docPr id="1" name="Picture 1"/>
+            <wp:cNvGraphicFramePr>
+              <a:graphicFrameLocks xmlns:a="http://schemas.openxmlformats.org/drawingml/2006/main" noChangeAspect="1"/>
+            </wp:cNvGraphicFramePr>
+            <a:graphic xmlns:a="http://schemas.openxmlformats.org/drawingml/2006/main">
+              <a:graphicData uri="http://schemas.openxmlformats.org/drawingml/2006/picture">
+                <pic:pic xmlns:pic="http://schemas.openxmlformats.org/drawingml/2006/picture">
+                  <pic:nvPicPr>
+                    <pic:cNvPr id="1" name=""/>
+                    <pic:cNvPicPr/>
+                  </pic:nvPicPr>
+                  <pic:blipFill>
+                    <a:blip r:embed="rId8"/>
+                    <a:stretch>
+                      <a:fillRect/>
+                    </a:stretch>
+                  </pic:blipFill>
+                  <pic:spPr>
+                    <a:xfrm>
+                      <a:off x="0" y="0"/>
+                      <a:ext cx="6188710" cy="1780540"/>
+                    </a:xfrm>
+                    <a:prstGeom prst="rect">
+                      <a:avLst/>
+                    </a:prstGeom>
+                  </pic:spPr>
+                </pic:pic>
+              </a:graphicData>
+            </a:graphic>
+          </wp:inline>
+        </w:drawing>
+      </w:r>
+    </w:p>
+    <w:p>
+      <w:pPr>
+        <w:pStyle w:val="S"/>
+      </w:pPr>
+    </w:p>
+    <w:p>
+      <w:pPr>
+        <w:pStyle w:val="H"/>
+      </w:pPr>
+      <w:r>
+        <w:t>Conclusion:</w:t>
+      </w:r>
+    </w:p>
+    <w:p>
+      <w:r>
+        <w:t>The Apriori algorithm effectively uncovers hidden purchasing patterns, enabling data-driven cross-selling strategies and optimized product placements.</w:t>
+      </w:r>
+    </w:p>
     <w:sectPr>
-      <w:headerReference w:type="even" r:id="rId7"/>
-      <w:headerReference w:type="default" r:id="rId8"/>
-      <w:footerReference w:type="even" r:id="rId9"/>
+      <w:headerReference w:type="default" r:id="rId9"/>
       <w:footerReference w:type="default" r:id="rId10"/>
-      <w:headerReference w:type="first" r:id="rId11"/>
-      <w:footerReference w:type="first" r:id="rId12"/>
       <w:pgSz w:w="11906" w:h="16838"/>
       <w:pgMar w:top="1440" w:right="1080" w:bottom="1440" w:left="1080" w:header="708" w:footer="708" w:gutter="0"/>
       <w:cols w:space="708"/>
@@ -49,16 +1654,6 @@
   <w:p>
     <w:pPr>
       <w:pStyle w:val="Footer"/>
-    </w:pPr>
-  </w:p>
-</w:ftr>
-</file>
-
-<file path=word/footer2.xml><?xml version="1.0" encoding="utf-8"?>
-<w:ftr xmlns:wpc="http://schemas.microsoft.com/office/word/2010/wordprocessingCanvas" xmlns:cx="http://schemas.microsoft.com/office/drawing/2014/chartex" xmlns:cx1="http://schemas.microsoft.com/office/drawing/2015/9/8/chartex" xmlns:cx2="http://schemas.microsoft.com/office/drawing/2015/10/21/chartex" xmlns:cx3="http://schemas.microsoft.com/office/drawing/2016/5/9/chartex" xmlns:cx4="http://schemas.microsoft.com/office/drawing/2016/5/10/chartex" xmlns:cx5="http://schemas.microsoft.com/office/drawing/2016/5/11/chartex" xmlns:cx6="http://schemas.microsoft.com/office/drawing/2016/5/12/chartex" xmlns:cx7="http://schemas.microsoft.com/office/drawing/2016/5/13/chartex" xmlns:cx8="http://schemas.microsoft.com/office/drawing/2016/5/14/chartex" xmlns:mc="http://schemas.openxmlformats.org/markup-compatibility/2006" xmlns:aink="http://schemas.microsoft.com/office/drawing/2016/ink" xmlns:am3d="http://schemas.microsoft.com/office/drawing/2017/model3d" xmlns:o="urn:schemas-microsoft-com:office:office" xmlns:r="http://schemas.openxmlformats.org/officeDocument/2006/relationships" xmlns:m="http://schemas.openxmlformats.org/officeDocument/2006/math" xmlns:v="urn:schemas-microsoft-com:vml" xmlns:wp14="http://schemas.microsoft.com/office/word/2010/wordprocessingDrawing" xmlns:wp="http://schemas.openxmlformats.org/drawingml/2006/wordprocessingDrawing" xmlns:w10="urn:schemas-microsoft-com:office:word" xmlns:w="http://schemas.openxmlformats.org/wordprocessingml/2006/main" xmlns:w14="http://schemas.microsoft.com/office/word/2010/wordml" xmlns:w15="http://schemas.microsoft.com/office/word/2012/wordml" xmlns:w16cex="http://schemas.microsoft.com/office/word/2018/wordml/cex" xmlns:w16cid="http://schemas.microsoft.com/office/word/2016/wordml/cid" xmlns:w16="http://schemas.microsoft.com/office/word/2018/wordml" xmlns:w16sdtdh="http://schemas.microsoft.com/office/word/2020/wordml/sdtdatahash" xmlns:w16se="http://schemas.microsoft.com/office/word/2015/wordml/symex" xmlns:wpg="http://schemas.microsoft.com/office/word/2010/wordprocessingGroup" xmlns:wpi="http://schemas.microsoft.com/office/word/2010/wordprocessingInk" xmlns:wne="http://schemas.microsoft.com/office/word/2006/wordml" xmlns:wps="http://schemas.microsoft.com/office/word/2010/wordprocessingShape" mc:Ignorable="w14 w15 w16se w16cid w16 w16cex w16sdtdh wp14">
-  <w:p>
-    <w:pPr>
-      <w:pStyle w:val="Footer"/>
       <w:pBdr>
         <w:top w:val="single" w:sz="4" w:space="8" w:color="4472C4" w:themeColor="accent1"/>
       </w:pBdr>
@@ -167,16 +1762,6 @@
       <w:rPr>
         <w:color w:val="000000" w:themeColor="text1"/>
       </w:rPr>
-    </w:pPr>
-  </w:p>
-</w:ftr>
-</file>
-
-<file path=word/footer3.xml><?xml version="1.0" encoding="utf-8"?>
-<w:ftr xmlns:wpc="http://schemas.microsoft.com/office/word/2010/wordprocessingCanvas" xmlns:cx="http://schemas.microsoft.com/office/drawing/2014/chartex" xmlns:cx1="http://schemas.microsoft.com/office/drawing/2015/9/8/chartex" xmlns:cx2="http://schemas.microsoft.com/office/drawing/2015/10/21/chartex" xmlns:cx3="http://schemas.microsoft.com/office/drawing/2016/5/9/chartex" xmlns:cx4="http://schemas.microsoft.com/office/drawing/2016/5/10/chartex" xmlns:cx5="http://schemas.microsoft.com/office/drawing/2016/5/11/chartex" xmlns:cx6="http://schemas.microsoft.com/office/drawing/2016/5/12/chartex" xmlns:cx7="http://schemas.microsoft.com/office/drawing/2016/5/13/chartex" xmlns:cx8="http://schemas.microsoft.com/office/drawing/2016/5/14/chartex" xmlns:mc="http://schemas.openxmlformats.org/markup-compatibility/2006" xmlns:aink="http://schemas.microsoft.com/office/drawing/2016/ink" xmlns:am3d="http://schemas.microsoft.com/office/drawing/2017/model3d" xmlns:o="urn:schemas-microsoft-com:office:office" xmlns:r="http://schemas.openxmlformats.org/officeDocument/2006/relationships" xmlns:m="http://schemas.openxmlformats.org/officeDocument/2006/math" xmlns:v="urn:schemas-microsoft-com:vml" xmlns:wp14="http://schemas.microsoft.com/office/word/2010/wordprocessingDrawing" xmlns:wp="http://schemas.openxmlformats.org/drawingml/2006/wordprocessingDrawing" xmlns:w10="urn:schemas-microsoft-com:office:word" xmlns:w="http://schemas.openxmlformats.org/wordprocessingml/2006/main" xmlns:w14="http://schemas.microsoft.com/office/word/2010/wordml" xmlns:w15="http://schemas.microsoft.com/office/word/2012/wordml" xmlns:w16cex="http://schemas.microsoft.com/office/word/2018/wordml/cex" xmlns:w16cid="http://schemas.microsoft.com/office/word/2016/wordml/cid" xmlns:w16="http://schemas.microsoft.com/office/word/2018/wordml" xmlns:w16sdtdh="http://schemas.microsoft.com/office/word/2020/wordml/sdtdatahash" xmlns:w16se="http://schemas.microsoft.com/office/word/2015/wordml/symex" xmlns:wpg="http://schemas.microsoft.com/office/word/2010/wordprocessingGroup" xmlns:wpi="http://schemas.microsoft.com/office/word/2010/wordprocessingInk" xmlns:wne="http://schemas.microsoft.com/office/word/2006/wordml" xmlns:wps="http://schemas.microsoft.com/office/word/2010/wordprocessingShape" mc:Ignorable="w14 w15 w16se w16cid w16 w16cex w16sdtdh wp14">
-  <w:p>
-    <w:pPr>
-      <w:pStyle w:val="Footer"/>
     </w:pPr>
   </w:p>
 </w:ftr>
@@ -208,16 +1793,6 @@
 </file>
 
 <file path=word/header1.xml><?xml version="1.0" encoding="utf-8"?>
-<w:hdr xmlns:wpc="http://schemas.microsoft.com/office/word/2010/wordprocessingCanvas" xmlns:cx="http://schemas.microsoft.com/office/drawing/2014/chartex" xmlns:cx1="http://schemas.microsoft.com/office/drawing/2015/9/8/chartex" xmlns:cx2="http://schemas.microsoft.com/office/drawing/2015/10/21/chartex" xmlns:cx3="http://schemas.microsoft.com/office/drawing/2016/5/9/chartex" xmlns:cx4="http://schemas.microsoft.com/office/drawing/2016/5/10/chartex" xmlns:cx5="http://schemas.microsoft.com/office/drawing/2016/5/11/chartex" xmlns:cx6="http://schemas.microsoft.com/office/drawing/2016/5/12/chartex" xmlns:cx7="http://schemas.microsoft.com/office/drawing/2016/5/13/chartex" xmlns:cx8="http://schemas.microsoft.com/office/drawing/2016/5/14/chartex" xmlns:mc="http://schemas.openxmlformats.org/markup-compatibility/2006" xmlns:aink="http://schemas.microsoft.com/office/drawing/2016/ink" xmlns:am3d="http://schemas.microsoft.com/office/drawing/2017/model3d" xmlns:o="urn:schemas-microsoft-com:office:office" xmlns:r="http://schemas.openxmlformats.org/officeDocument/2006/relationships" xmlns:m="http://schemas.openxmlformats.org/officeDocument/2006/math" xmlns:v="urn:schemas-microsoft-com:vml" xmlns:wp14="http://schemas.microsoft.com/office/word/2010/wordprocessingDrawing" xmlns:wp="http://schemas.openxmlformats.org/drawingml/2006/wordprocessingDrawing" xmlns:w10="urn:schemas-microsoft-com:office:word" xmlns:w="http://schemas.openxmlformats.org/wordprocessingml/2006/main" xmlns:w14="http://schemas.microsoft.com/office/word/2010/wordml" xmlns:w15="http://schemas.microsoft.com/office/word/2012/wordml" xmlns:w16cex="http://schemas.microsoft.com/office/word/2018/wordml/cex" xmlns:w16cid="http://schemas.microsoft.com/office/word/2016/wordml/cid" xmlns:w16="http://schemas.microsoft.com/office/word/2018/wordml" xmlns:w16sdtdh="http://schemas.microsoft.com/office/word/2020/wordml/sdtdatahash" xmlns:w16se="http://schemas.microsoft.com/office/word/2015/wordml/symex" xmlns:wpg="http://schemas.microsoft.com/office/word/2010/wordprocessingGroup" xmlns:wpi="http://schemas.microsoft.com/office/word/2010/wordprocessingInk" xmlns:wne="http://schemas.microsoft.com/office/word/2006/wordml" xmlns:wps="http://schemas.microsoft.com/office/word/2010/wordprocessingShape" mc:Ignorable="w14 w15 w16se w16cid w16 w16cex w16sdtdh wp14">
-  <w:p>
-    <w:pPr>
-      <w:pStyle w:val="Header"/>
-    </w:pPr>
-  </w:p>
-</w:hdr>
-</file>
-
-<file path=word/header2.xml><?xml version="1.0" encoding="utf-8"?>
 <w:hdr xmlns:wpc="http://schemas.microsoft.com/office/word/2010/wordprocessingCanvas" xmlns:cx="http://schemas.microsoft.com/office/drawing/2014/chartex" xmlns:cx1="http://schemas.microsoft.com/office/drawing/2015/9/8/chartex" xmlns:cx2="http://schemas.microsoft.com/office/drawing/2015/10/21/chartex" xmlns:cx3="http://schemas.microsoft.com/office/drawing/2016/5/9/chartex" xmlns:cx4="http://schemas.microsoft.com/office/drawing/2016/5/10/chartex" xmlns:cx5="http://schemas.microsoft.com/office/drawing/2016/5/11/chartex" xmlns:cx6="http://schemas.microsoft.com/office/drawing/2016/5/12/chartex" xmlns:cx7="http://schemas.microsoft.com/office/drawing/2016/5/13/chartex" xmlns:cx8="http://schemas.microsoft.com/office/drawing/2016/5/14/chartex" xmlns:mc="http://schemas.openxmlformats.org/markup-compatibility/2006" xmlns:aink="http://schemas.microsoft.com/office/drawing/2016/ink" xmlns:am3d="http://schemas.microsoft.com/office/drawing/2017/model3d" xmlns:o="urn:schemas-microsoft-com:office:office" xmlns:r="http://schemas.openxmlformats.org/officeDocument/2006/relationships" xmlns:m="http://schemas.openxmlformats.org/officeDocument/2006/math" xmlns:v="urn:schemas-microsoft-com:vml" xmlns:wp14="http://schemas.microsoft.com/office/word/2010/wordprocessingDrawing" xmlns:wp="http://schemas.openxmlformats.org/drawingml/2006/wordprocessingDrawing" xmlns:w10="urn:schemas-microsoft-com:office:word" xmlns:w="http://schemas.openxmlformats.org/wordprocessingml/2006/main" xmlns:w14="http://schemas.microsoft.com/office/word/2010/wordml" xmlns:w15="http://schemas.microsoft.com/office/word/2012/wordml" xmlns:w16cex="http://schemas.microsoft.com/office/word/2018/wordml/cex" xmlns:w16cid="http://schemas.microsoft.com/office/word/2016/wordml/cid" xmlns:w16="http://schemas.microsoft.com/office/word/2018/wordml" xmlns:w16sdtdh="http://schemas.microsoft.com/office/word/2020/wordml/sdtdatahash" xmlns:w16se="http://schemas.microsoft.com/office/word/2015/wordml/symex" xmlns:wpg="http://schemas.microsoft.com/office/word/2010/wordprocessingGroup" xmlns:wpi="http://schemas.microsoft.com/office/word/2010/wordprocessingInk" xmlns:wne="http://schemas.microsoft.com/office/word/2006/wordml" xmlns:wps="http://schemas.microsoft.com/office/word/2010/wordprocessingShape" mc:Ignorable="w14 w15 w16se w16cid w16 w16cex w16sdtdh wp14">
   <w:p>
     <w:pPr>
@@ -281,14 +1856,1519 @@
 </w:hdr>
 </file>
 
-<file path=word/header3.xml><?xml version="1.0" encoding="utf-8"?>
-<w:hdr xmlns:wpc="http://schemas.microsoft.com/office/word/2010/wordprocessingCanvas" xmlns:cx="http://schemas.microsoft.com/office/drawing/2014/chartex" xmlns:cx1="http://schemas.microsoft.com/office/drawing/2015/9/8/chartex" xmlns:cx2="http://schemas.microsoft.com/office/drawing/2015/10/21/chartex" xmlns:cx3="http://schemas.microsoft.com/office/drawing/2016/5/9/chartex" xmlns:cx4="http://schemas.microsoft.com/office/drawing/2016/5/10/chartex" xmlns:cx5="http://schemas.microsoft.com/office/drawing/2016/5/11/chartex" xmlns:cx6="http://schemas.microsoft.com/office/drawing/2016/5/12/chartex" xmlns:cx7="http://schemas.microsoft.com/office/drawing/2016/5/13/chartex" xmlns:cx8="http://schemas.microsoft.com/office/drawing/2016/5/14/chartex" xmlns:mc="http://schemas.openxmlformats.org/markup-compatibility/2006" xmlns:aink="http://schemas.microsoft.com/office/drawing/2016/ink" xmlns:am3d="http://schemas.microsoft.com/office/drawing/2017/model3d" xmlns:o="urn:schemas-microsoft-com:office:office" xmlns:r="http://schemas.openxmlformats.org/officeDocument/2006/relationships" xmlns:m="http://schemas.openxmlformats.org/officeDocument/2006/math" xmlns:v="urn:schemas-microsoft-com:vml" xmlns:wp14="http://schemas.microsoft.com/office/word/2010/wordprocessingDrawing" xmlns:wp="http://schemas.openxmlformats.org/drawingml/2006/wordprocessingDrawing" xmlns:w10="urn:schemas-microsoft-com:office:word" xmlns:w="http://schemas.openxmlformats.org/wordprocessingml/2006/main" xmlns:w14="http://schemas.microsoft.com/office/word/2010/wordml" xmlns:w15="http://schemas.microsoft.com/office/word/2012/wordml" xmlns:w16cex="http://schemas.microsoft.com/office/word/2018/wordml/cex" xmlns:w16cid="http://schemas.microsoft.com/office/word/2016/wordml/cid" xmlns:w16="http://schemas.microsoft.com/office/word/2018/wordml" xmlns:w16sdtdh="http://schemas.microsoft.com/office/word/2020/wordml/sdtdatahash" xmlns:w16se="http://schemas.microsoft.com/office/word/2015/wordml/symex" xmlns:wpg="http://schemas.microsoft.com/office/word/2010/wordprocessingGroup" xmlns:wpi="http://schemas.microsoft.com/office/word/2010/wordprocessingInk" xmlns:wne="http://schemas.microsoft.com/office/word/2006/wordml" xmlns:wps="http://schemas.microsoft.com/office/word/2010/wordprocessingShape" mc:Ignorable="w14 w15 w16se w16cid w16 w16cex w16sdtdh wp14">
-  <w:p>
-    <w:pPr>
-      <w:pStyle w:val="Header"/>
-    </w:pPr>
-  </w:p>
-</w:hdr>
+<file path=word/numbering.xml><?xml version="1.0" encoding="utf-8"?>
+<w:numbering xmlns:wpc="http://schemas.microsoft.com/office/word/2010/wordprocessingCanvas" xmlns:cx="http://schemas.microsoft.com/office/drawing/2014/chartex" xmlns:cx1="http://schemas.microsoft.com/office/drawing/2015/9/8/chartex" xmlns:cx2="http://schemas.microsoft.com/office/drawing/2015/10/21/chartex" xmlns:cx3="http://schemas.microsoft.com/office/drawing/2016/5/9/chartex" xmlns:cx4="http://schemas.microsoft.com/office/drawing/2016/5/10/chartex" xmlns:cx5="http://schemas.microsoft.com/office/drawing/2016/5/11/chartex" xmlns:cx6="http://schemas.microsoft.com/office/drawing/2016/5/12/chartex" xmlns:cx7="http://schemas.microsoft.com/office/drawing/2016/5/13/chartex" xmlns:cx8="http://schemas.microsoft.com/office/drawing/2016/5/14/chartex" xmlns:mc="http://schemas.openxmlformats.org/markup-compatibility/2006" xmlns:aink="http://schemas.microsoft.com/office/drawing/2016/ink" xmlns:am3d="http://schemas.microsoft.com/office/drawing/2017/model3d" xmlns:o="urn:schemas-microsoft-com:office:office" xmlns:r="http://schemas.openxmlformats.org/officeDocument/2006/relationships" xmlns:m="http://schemas.openxmlformats.org/officeDocument/2006/math" xmlns:v="urn:schemas-microsoft-com:vml" xmlns:wp14="http://schemas.microsoft.com/office/word/2010/wordprocessingDrawing" xmlns:wp="http://schemas.openxmlformats.org/drawingml/2006/wordprocessingDrawing" xmlns:w10="urn:schemas-microsoft-com:office:word" xmlns:w="http://schemas.openxmlformats.org/wordprocessingml/2006/main" xmlns:w14="http://schemas.microsoft.com/office/word/2010/wordml" xmlns:w15="http://schemas.microsoft.com/office/word/2012/wordml" xmlns:w16cex="http://schemas.microsoft.com/office/word/2018/wordml/cex" xmlns:w16cid="http://schemas.microsoft.com/office/word/2016/wordml/cid" xmlns:w16="http://schemas.microsoft.com/office/word/2018/wordml" xmlns:w16sdtdh="http://schemas.microsoft.com/office/word/2020/wordml/sdtdatahash" xmlns:w16se="http://schemas.microsoft.com/office/word/2015/wordml/symex" xmlns:wpg="http://schemas.microsoft.com/office/word/2010/wordprocessingGroup" xmlns:wpi="http://schemas.microsoft.com/office/word/2010/wordprocessingInk" xmlns:wne="http://schemas.microsoft.com/office/word/2006/wordml" xmlns:wps="http://schemas.microsoft.com/office/word/2010/wordprocessingShape" mc:Ignorable="w14 w15 w16se w16cid w16 w16cex w16sdtdh wp14">
+  <w:abstractNum w:abstractNumId="0" w15:restartNumberingAfterBreak="0">
+    <w:nsid w:val="04B96EAB"/>
+    <w:multiLevelType w:val="hybridMultilevel"/>
+    <w:tmpl w:val="DE54C678"/>
+    <w:lvl w:ilvl="0" w:tplc="66C4FC08">
+      <w:start w:val="1"/>
+      <w:numFmt w:val="bullet"/>
+      <w:pStyle w:val="L"/>
+      <w:lvlText w:val=""/>
+      <w:lvlJc w:val="left"/>
+      <w:pPr>
+        <w:ind w:left="720" w:hanging="360"/>
+      </w:pPr>
+      <w:rPr>
+        <w:rFonts w:ascii="Symbol" w:hAnsi="Symbol" w:hint="default"/>
+      </w:rPr>
+    </w:lvl>
+    <w:lvl w:ilvl="1" w:tplc="40090003" w:tentative="1">
+      <w:start w:val="1"/>
+      <w:numFmt w:val="bullet"/>
+      <w:lvlText w:val="o"/>
+      <w:lvlJc w:val="left"/>
+      <w:pPr>
+        <w:ind w:left="1440" w:hanging="360"/>
+      </w:pPr>
+      <w:rPr>
+        <w:rFonts w:ascii="Courier New" w:hAnsi="Courier New" w:cs="Courier New" w:hint="default"/>
+      </w:rPr>
+    </w:lvl>
+    <w:lvl w:ilvl="2" w:tplc="40090005" w:tentative="1">
+      <w:start w:val="1"/>
+      <w:numFmt w:val="bullet"/>
+      <w:lvlText w:val=""/>
+      <w:lvlJc w:val="left"/>
+      <w:pPr>
+        <w:ind w:left="2160" w:hanging="360"/>
+      </w:pPr>
+      <w:rPr>
+        <w:rFonts w:ascii="Wingdings" w:hAnsi="Wingdings" w:hint="default"/>
+      </w:rPr>
+    </w:lvl>
+    <w:lvl w:ilvl="3" w:tplc="40090001" w:tentative="1">
+      <w:start w:val="1"/>
+      <w:numFmt w:val="bullet"/>
+      <w:lvlText w:val=""/>
+      <w:lvlJc w:val="left"/>
+      <w:pPr>
+        <w:ind w:left="2880" w:hanging="360"/>
+      </w:pPr>
+      <w:rPr>
+        <w:rFonts w:ascii="Symbol" w:hAnsi="Symbol" w:hint="default"/>
+      </w:rPr>
+    </w:lvl>
+    <w:lvl w:ilvl="4" w:tplc="40090003" w:tentative="1">
+      <w:start w:val="1"/>
+      <w:numFmt w:val="bullet"/>
+      <w:lvlText w:val="o"/>
+      <w:lvlJc w:val="left"/>
+      <w:pPr>
+        <w:ind w:left="3600" w:hanging="360"/>
+      </w:pPr>
+      <w:rPr>
+        <w:rFonts w:ascii="Courier New" w:hAnsi="Courier New" w:cs="Courier New" w:hint="default"/>
+      </w:rPr>
+    </w:lvl>
+    <w:lvl w:ilvl="5" w:tplc="40090005" w:tentative="1">
+      <w:start w:val="1"/>
+      <w:numFmt w:val="bullet"/>
+      <w:lvlText w:val=""/>
+      <w:lvlJc w:val="left"/>
+      <w:pPr>
+        <w:ind w:left="4320" w:hanging="360"/>
+      </w:pPr>
+      <w:rPr>
+        <w:rFonts w:ascii="Wingdings" w:hAnsi="Wingdings" w:hint="default"/>
+      </w:rPr>
+    </w:lvl>
+    <w:lvl w:ilvl="6" w:tplc="40090001" w:tentative="1">
+      <w:start w:val="1"/>
+      <w:numFmt w:val="bullet"/>
+      <w:lvlText w:val=""/>
+      <w:lvlJc w:val="left"/>
+      <w:pPr>
+        <w:ind w:left="5040" w:hanging="360"/>
+      </w:pPr>
+      <w:rPr>
+        <w:rFonts w:ascii="Symbol" w:hAnsi="Symbol" w:hint="default"/>
+      </w:rPr>
+    </w:lvl>
+    <w:lvl w:ilvl="7" w:tplc="40090003" w:tentative="1">
+      <w:start w:val="1"/>
+      <w:numFmt w:val="bullet"/>
+      <w:lvlText w:val="o"/>
+      <w:lvlJc w:val="left"/>
+      <w:pPr>
+        <w:ind w:left="5760" w:hanging="360"/>
+      </w:pPr>
+      <w:rPr>
+        <w:rFonts w:ascii="Courier New" w:hAnsi="Courier New" w:cs="Courier New" w:hint="default"/>
+      </w:rPr>
+    </w:lvl>
+    <w:lvl w:ilvl="8" w:tplc="40090005" w:tentative="1">
+      <w:start w:val="1"/>
+      <w:numFmt w:val="bullet"/>
+      <w:lvlText w:val=""/>
+      <w:lvlJc w:val="left"/>
+      <w:pPr>
+        <w:ind w:left="6480" w:hanging="360"/>
+      </w:pPr>
+      <w:rPr>
+        <w:rFonts w:ascii="Wingdings" w:hAnsi="Wingdings" w:hint="default"/>
+      </w:rPr>
+    </w:lvl>
+  </w:abstractNum>
+  <w:abstractNum w:abstractNumId="1" w15:restartNumberingAfterBreak="0">
+    <w:nsid w:val="16E74D36"/>
+    <w:multiLevelType w:val="hybridMultilevel"/>
+    <w:tmpl w:val="C0680352"/>
+    <w:lvl w:ilvl="0" w:tplc="40090001">
+      <w:start w:val="1"/>
+      <w:numFmt w:val="bullet"/>
+      <w:lvlText w:val=""/>
+      <w:lvlJc w:val="left"/>
+      <w:pPr>
+        <w:ind w:left="720" w:hanging="360"/>
+      </w:pPr>
+      <w:rPr>
+        <w:rFonts w:ascii="Symbol" w:hAnsi="Symbol" w:hint="default"/>
+      </w:rPr>
+    </w:lvl>
+    <w:lvl w:ilvl="1" w:tplc="40090003" w:tentative="1">
+      <w:start w:val="1"/>
+      <w:numFmt w:val="bullet"/>
+      <w:lvlText w:val="o"/>
+      <w:lvlJc w:val="left"/>
+      <w:pPr>
+        <w:ind w:left="1440" w:hanging="360"/>
+      </w:pPr>
+      <w:rPr>
+        <w:rFonts w:ascii="Courier New" w:hAnsi="Courier New" w:cs="Courier New" w:hint="default"/>
+      </w:rPr>
+    </w:lvl>
+    <w:lvl w:ilvl="2" w:tplc="40090005" w:tentative="1">
+      <w:start w:val="1"/>
+      <w:numFmt w:val="bullet"/>
+      <w:lvlText w:val=""/>
+      <w:lvlJc w:val="left"/>
+      <w:pPr>
+        <w:ind w:left="2160" w:hanging="360"/>
+      </w:pPr>
+      <w:rPr>
+        <w:rFonts w:ascii="Wingdings" w:hAnsi="Wingdings" w:hint="default"/>
+      </w:rPr>
+    </w:lvl>
+    <w:lvl w:ilvl="3" w:tplc="40090001" w:tentative="1">
+      <w:start w:val="1"/>
+      <w:numFmt w:val="bullet"/>
+      <w:lvlText w:val=""/>
+      <w:lvlJc w:val="left"/>
+      <w:pPr>
+        <w:ind w:left="2880" w:hanging="360"/>
+      </w:pPr>
+      <w:rPr>
+        <w:rFonts w:ascii="Symbol" w:hAnsi="Symbol" w:hint="default"/>
+      </w:rPr>
+    </w:lvl>
+    <w:lvl w:ilvl="4" w:tplc="40090003" w:tentative="1">
+      <w:start w:val="1"/>
+      <w:numFmt w:val="bullet"/>
+      <w:lvlText w:val="o"/>
+      <w:lvlJc w:val="left"/>
+      <w:pPr>
+        <w:ind w:left="3600" w:hanging="360"/>
+      </w:pPr>
+      <w:rPr>
+        <w:rFonts w:ascii="Courier New" w:hAnsi="Courier New" w:cs="Courier New" w:hint="default"/>
+      </w:rPr>
+    </w:lvl>
+    <w:lvl w:ilvl="5" w:tplc="40090005" w:tentative="1">
+      <w:start w:val="1"/>
+      <w:numFmt w:val="bullet"/>
+      <w:lvlText w:val=""/>
+      <w:lvlJc w:val="left"/>
+      <w:pPr>
+        <w:ind w:left="4320" w:hanging="360"/>
+      </w:pPr>
+      <w:rPr>
+        <w:rFonts w:ascii="Wingdings" w:hAnsi="Wingdings" w:hint="default"/>
+      </w:rPr>
+    </w:lvl>
+    <w:lvl w:ilvl="6" w:tplc="40090001" w:tentative="1">
+      <w:start w:val="1"/>
+      <w:numFmt w:val="bullet"/>
+      <w:lvlText w:val=""/>
+      <w:lvlJc w:val="left"/>
+      <w:pPr>
+        <w:ind w:left="5040" w:hanging="360"/>
+      </w:pPr>
+      <w:rPr>
+        <w:rFonts w:ascii="Symbol" w:hAnsi="Symbol" w:hint="default"/>
+      </w:rPr>
+    </w:lvl>
+    <w:lvl w:ilvl="7" w:tplc="40090003" w:tentative="1">
+      <w:start w:val="1"/>
+      <w:numFmt w:val="bullet"/>
+      <w:lvlText w:val="o"/>
+      <w:lvlJc w:val="left"/>
+      <w:pPr>
+        <w:ind w:left="5760" w:hanging="360"/>
+      </w:pPr>
+      <w:rPr>
+        <w:rFonts w:ascii="Courier New" w:hAnsi="Courier New" w:cs="Courier New" w:hint="default"/>
+      </w:rPr>
+    </w:lvl>
+    <w:lvl w:ilvl="8" w:tplc="40090005" w:tentative="1">
+      <w:start w:val="1"/>
+      <w:numFmt w:val="bullet"/>
+      <w:lvlText w:val=""/>
+      <w:lvlJc w:val="left"/>
+      <w:pPr>
+        <w:ind w:left="6480" w:hanging="360"/>
+      </w:pPr>
+      <w:rPr>
+        <w:rFonts w:ascii="Wingdings" w:hAnsi="Wingdings" w:hint="default"/>
+      </w:rPr>
+    </w:lvl>
+  </w:abstractNum>
+  <w:abstractNum w:abstractNumId="2" w15:restartNumberingAfterBreak="0">
+    <w:nsid w:val="17DF00AC"/>
+    <w:multiLevelType w:val="multilevel"/>
+    <w:tmpl w:val="F0301B64"/>
+    <w:lvl w:ilvl="0">
+      <w:start w:val="1"/>
+      <w:numFmt w:val="decimal"/>
+      <w:lvlText w:val="%1."/>
+      <w:lvlJc w:val="left"/>
+      <w:pPr>
+        <w:tabs>
+          <w:tab w:val="num" w:pos="720"/>
+        </w:tabs>
+        <w:ind w:left="720" w:hanging="360"/>
+      </w:pPr>
+    </w:lvl>
+    <w:lvl w:ilvl="1" w:tentative="1">
+      <w:start w:val="1"/>
+      <w:numFmt w:val="decimal"/>
+      <w:lvlText w:val="%2."/>
+      <w:lvlJc w:val="left"/>
+      <w:pPr>
+        <w:tabs>
+          <w:tab w:val="num" w:pos="1440"/>
+        </w:tabs>
+        <w:ind w:left="1440" w:hanging="360"/>
+      </w:pPr>
+    </w:lvl>
+    <w:lvl w:ilvl="2" w:tentative="1">
+      <w:start w:val="1"/>
+      <w:numFmt w:val="decimal"/>
+      <w:lvlText w:val="%3."/>
+      <w:lvlJc w:val="left"/>
+      <w:pPr>
+        <w:tabs>
+          <w:tab w:val="num" w:pos="2160"/>
+        </w:tabs>
+        <w:ind w:left="2160" w:hanging="360"/>
+      </w:pPr>
+    </w:lvl>
+    <w:lvl w:ilvl="3" w:tentative="1">
+      <w:start w:val="1"/>
+      <w:numFmt w:val="decimal"/>
+      <w:lvlText w:val="%4."/>
+      <w:lvlJc w:val="left"/>
+      <w:pPr>
+        <w:tabs>
+          <w:tab w:val="num" w:pos="2880"/>
+        </w:tabs>
+        <w:ind w:left="2880" w:hanging="360"/>
+      </w:pPr>
+    </w:lvl>
+    <w:lvl w:ilvl="4" w:tentative="1">
+      <w:start w:val="1"/>
+      <w:numFmt w:val="decimal"/>
+      <w:lvlText w:val="%5."/>
+      <w:lvlJc w:val="left"/>
+      <w:pPr>
+        <w:tabs>
+          <w:tab w:val="num" w:pos="3600"/>
+        </w:tabs>
+        <w:ind w:left="3600" w:hanging="360"/>
+      </w:pPr>
+    </w:lvl>
+    <w:lvl w:ilvl="5" w:tentative="1">
+      <w:start w:val="1"/>
+      <w:numFmt w:val="decimal"/>
+      <w:lvlText w:val="%6."/>
+      <w:lvlJc w:val="left"/>
+      <w:pPr>
+        <w:tabs>
+          <w:tab w:val="num" w:pos="4320"/>
+        </w:tabs>
+        <w:ind w:left="4320" w:hanging="360"/>
+      </w:pPr>
+    </w:lvl>
+    <w:lvl w:ilvl="6" w:tentative="1">
+      <w:start w:val="1"/>
+      <w:numFmt w:val="decimal"/>
+      <w:lvlText w:val="%7."/>
+      <w:lvlJc w:val="left"/>
+      <w:pPr>
+        <w:tabs>
+          <w:tab w:val="num" w:pos="5040"/>
+        </w:tabs>
+        <w:ind w:left="5040" w:hanging="360"/>
+      </w:pPr>
+    </w:lvl>
+    <w:lvl w:ilvl="7" w:tentative="1">
+      <w:start w:val="1"/>
+      <w:numFmt w:val="decimal"/>
+      <w:lvlText w:val="%8."/>
+      <w:lvlJc w:val="left"/>
+      <w:pPr>
+        <w:tabs>
+          <w:tab w:val="num" w:pos="5760"/>
+        </w:tabs>
+        <w:ind w:left="5760" w:hanging="360"/>
+      </w:pPr>
+    </w:lvl>
+    <w:lvl w:ilvl="8" w:tentative="1">
+      <w:start w:val="1"/>
+      <w:numFmt w:val="decimal"/>
+      <w:lvlText w:val="%9."/>
+      <w:lvlJc w:val="left"/>
+      <w:pPr>
+        <w:tabs>
+          <w:tab w:val="num" w:pos="6480"/>
+        </w:tabs>
+        <w:ind w:left="6480" w:hanging="360"/>
+      </w:pPr>
+    </w:lvl>
+  </w:abstractNum>
+  <w:abstractNum w:abstractNumId="3" w15:restartNumberingAfterBreak="0">
+    <w:nsid w:val="18DC67FE"/>
+    <w:multiLevelType w:val="multilevel"/>
+    <w:tmpl w:val="B0EE07A2"/>
+    <w:lvl w:ilvl="0">
+      <w:start w:val="1"/>
+      <w:numFmt w:val="bullet"/>
+      <w:lvlText w:val=""/>
+      <w:lvlJc w:val="left"/>
+      <w:pPr>
+        <w:tabs>
+          <w:tab w:val="num" w:pos="720"/>
+        </w:tabs>
+        <w:ind w:left="720" w:hanging="360"/>
+      </w:pPr>
+      <w:rPr>
+        <w:rFonts w:ascii="Symbol" w:hAnsi="Symbol" w:hint="default"/>
+        <w:sz w:val="20"/>
+      </w:rPr>
+    </w:lvl>
+    <w:lvl w:ilvl="1" w:tentative="1">
+      <w:start w:val="1"/>
+      <w:numFmt w:val="bullet"/>
+      <w:lvlText w:val="o"/>
+      <w:lvlJc w:val="left"/>
+      <w:pPr>
+        <w:tabs>
+          <w:tab w:val="num" w:pos="1440"/>
+        </w:tabs>
+        <w:ind w:left="1440" w:hanging="360"/>
+      </w:pPr>
+      <w:rPr>
+        <w:rFonts w:ascii="Courier New" w:hAnsi="Courier New" w:hint="default"/>
+        <w:sz w:val="20"/>
+      </w:rPr>
+    </w:lvl>
+    <w:lvl w:ilvl="2" w:tentative="1">
+      <w:start w:val="1"/>
+      <w:numFmt w:val="bullet"/>
+      <w:lvlText w:val=""/>
+      <w:lvlJc w:val="left"/>
+      <w:pPr>
+        <w:tabs>
+          <w:tab w:val="num" w:pos="2160"/>
+        </w:tabs>
+        <w:ind w:left="2160" w:hanging="360"/>
+      </w:pPr>
+      <w:rPr>
+        <w:rFonts w:ascii="Wingdings" w:hAnsi="Wingdings" w:hint="default"/>
+        <w:sz w:val="20"/>
+      </w:rPr>
+    </w:lvl>
+    <w:lvl w:ilvl="3" w:tentative="1">
+      <w:start w:val="1"/>
+      <w:numFmt w:val="bullet"/>
+      <w:lvlText w:val=""/>
+      <w:lvlJc w:val="left"/>
+      <w:pPr>
+        <w:tabs>
+          <w:tab w:val="num" w:pos="2880"/>
+        </w:tabs>
+        <w:ind w:left="2880" w:hanging="360"/>
+      </w:pPr>
+      <w:rPr>
+        <w:rFonts w:ascii="Wingdings" w:hAnsi="Wingdings" w:hint="default"/>
+        <w:sz w:val="20"/>
+      </w:rPr>
+    </w:lvl>
+    <w:lvl w:ilvl="4" w:tentative="1">
+      <w:start w:val="1"/>
+      <w:numFmt w:val="bullet"/>
+      <w:lvlText w:val=""/>
+      <w:lvlJc w:val="left"/>
+      <w:pPr>
+        <w:tabs>
+          <w:tab w:val="num" w:pos="3600"/>
+        </w:tabs>
+        <w:ind w:left="3600" w:hanging="360"/>
+      </w:pPr>
+      <w:rPr>
+        <w:rFonts w:ascii="Wingdings" w:hAnsi="Wingdings" w:hint="default"/>
+        <w:sz w:val="20"/>
+      </w:rPr>
+    </w:lvl>
+    <w:lvl w:ilvl="5" w:tentative="1">
+      <w:start w:val="1"/>
+      <w:numFmt w:val="bullet"/>
+      <w:lvlText w:val=""/>
+      <w:lvlJc w:val="left"/>
+      <w:pPr>
+        <w:tabs>
+          <w:tab w:val="num" w:pos="4320"/>
+        </w:tabs>
+        <w:ind w:left="4320" w:hanging="360"/>
+      </w:pPr>
+      <w:rPr>
+        <w:rFonts w:ascii="Wingdings" w:hAnsi="Wingdings" w:hint="default"/>
+        <w:sz w:val="20"/>
+      </w:rPr>
+    </w:lvl>
+    <w:lvl w:ilvl="6" w:tentative="1">
+      <w:start w:val="1"/>
+      <w:numFmt w:val="bullet"/>
+      <w:lvlText w:val=""/>
+      <w:lvlJc w:val="left"/>
+      <w:pPr>
+        <w:tabs>
+          <w:tab w:val="num" w:pos="5040"/>
+        </w:tabs>
+        <w:ind w:left="5040" w:hanging="360"/>
+      </w:pPr>
+      <w:rPr>
+        <w:rFonts w:ascii="Wingdings" w:hAnsi="Wingdings" w:hint="default"/>
+        <w:sz w:val="20"/>
+      </w:rPr>
+    </w:lvl>
+    <w:lvl w:ilvl="7" w:tentative="1">
+      <w:start w:val="1"/>
+      <w:numFmt w:val="bullet"/>
+      <w:lvlText w:val=""/>
+      <w:lvlJc w:val="left"/>
+      <w:pPr>
+        <w:tabs>
+          <w:tab w:val="num" w:pos="5760"/>
+        </w:tabs>
+        <w:ind w:left="5760" w:hanging="360"/>
+      </w:pPr>
+      <w:rPr>
+        <w:rFonts w:ascii="Wingdings" w:hAnsi="Wingdings" w:hint="default"/>
+        <w:sz w:val="20"/>
+      </w:rPr>
+    </w:lvl>
+    <w:lvl w:ilvl="8" w:tentative="1">
+      <w:start w:val="1"/>
+      <w:numFmt w:val="bullet"/>
+      <w:lvlText w:val=""/>
+      <w:lvlJc w:val="left"/>
+      <w:pPr>
+        <w:tabs>
+          <w:tab w:val="num" w:pos="6480"/>
+        </w:tabs>
+        <w:ind w:left="6480" w:hanging="360"/>
+      </w:pPr>
+      <w:rPr>
+        <w:rFonts w:ascii="Wingdings" w:hAnsi="Wingdings" w:hint="default"/>
+        <w:sz w:val="20"/>
+      </w:rPr>
+    </w:lvl>
+  </w:abstractNum>
+  <w:abstractNum w:abstractNumId="4" w15:restartNumberingAfterBreak="0">
+    <w:nsid w:val="1D171FD1"/>
+    <w:multiLevelType w:val="multilevel"/>
+    <w:tmpl w:val="BB206E78"/>
+    <w:lvl w:ilvl="0">
+      <w:start w:val="1"/>
+      <w:numFmt w:val="decimal"/>
+      <w:lvlText w:val="%1."/>
+      <w:lvlJc w:val="left"/>
+      <w:pPr>
+        <w:tabs>
+          <w:tab w:val="num" w:pos="720"/>
+        </w:tabs>
+        <w:ind w:left="720" w:hanging="360"/>
+      </w:pPr>
+    </w:lvl>
+    <w:lvl w:ilvl="1" w:tentative="1">
+      <w:start w:val="1"/>
+      <w:numFmt w:val="decimal"/>
+      <w:lvlText w:val="%2."/>
+      <w:lvlJc w:val="left"/>
+      <w:pPr>
+        <w:tabs>
+          <w:tab w:val="num" w:pos="1440"/>
+        </w:tabs>
+        <w:ind w:left="1440" w:hanging="360"/>
+      </w:pPr>
+    </w:lvl>
+    <w:lvl w:ilvl="2" w:tentative="1">
+      <w:start w:val="1"/>
+      <w:numFmt w:val="decimal"/>
+      <w:lvlText w:val="%3."/>
+      <w:lvlJc w:val="left"/>
+      <w:pPr>
+        <w:tabs>
+          <w:tab w:val="num" w:pos="2160"/>
+        </w:tabs>
+        <w:ind w:left="2160" w:hanging="360"/>
+      </w:pPr>
+    </w:lvl>
+    <w:lvl w:ilvl="3" w:tentative="1">
+      <w:start w:val="1"/>
+      <w:numFmt w:val="decimal"/>
+      <w:lvlText w:val="%4."/>
+      <w:lvlJc w:val="left"/>
+      <w:pPr>
+        <w:tabs>
+          <w:tab w:val="num" w:pos="2880"/>
+        </w:tabs>
+        <w:ind w:left="2880" w:hanging="360"/>
+      </w:pPr>
+    </w:lvl>
+    <w:lvl w:ilvl="4" w:tentative="1">
+      <w:start w:val="1"/>
+      <w:numFmt w:val="decimal"/>
+      <w:lvlText w:val="%5."/>
+      <w:lvlJc w:val="left"/>
+      <w:pPr>
+        <w:tabs>
+          <w:tab w:val="num" w:pos="3600"/>
+        </w:tabs>
+        <w:ind w:left="3600" w:hanging="360"/>
+      </w:pPr>
+    </w:lvl>
+    <w:lvl w:ilvl="5" w:tentative="1">
+      <w:start w:val="1"/>
+      <w:numFmt w:val="decimal"/>
+      <w:lvlText w:val="%6."/>
+      <w:lvlJc w:val="left"/>
+      <w:pPr>
+        <w:tabs>
+          <w:tab w:val="num" w:pos="4320"/>
+        </w:tabs>
+        <w:ind w:left="4320" w:hanging="360"/>
+      </w:pPr>
+    </w:lvl>
+    <w:lvl w:ilvl="6" w:tentative="1">
+      <w:start w:val="1"/>
+      <w:numFmt w:val="decimal"/>
+      <w:lvlText w:val="%7."/>
+      <w:lvlJc w:val="left"/>
+      <w:pPr>
+        <w:tabs>
+          <w:tab w:val="num" w:pos="5040"/>
+        </w:tabs>
+        <w:ind w:left="5040" w:hanging="360"/>
+      </w:pPr>
+    </w:lvl>
+    <w:lvl w:ilvl="7" w:tentative="1">
+      <w:start w:val="1"/>
+      <w:numFmt w:val="decimal"/>
+      <w:lvlText w:val="%8."/>
+      <w:lvlJc w:val="left"/>
+      <w:pPr>
+        <w:tabs>
+          <w:tab w:val="num" w:pos="5760"/>
+        </w:tabs>
+        <w:ind w:left="5760" w:hanging="360"/>
+      </w:pPr>
+    </w:lvl>
+    <w:lvl w:ilvl="8" w:tentative="1">
+      <w:start w:val="1"/>
+      <w:numFmt w:val="decimal"/>
+      <w:lvlText w:val="%9."/>
+      <w:lvlJc w:val="left"/>
+      <w:pPr>
+        <w:tabs>
+          <w:tab w:val="num" w:pos="6480"/>
+        </w:tabs>
+        <w:ind w:left="6480" w:hanging="360"/>
+      </w:pPr>
+    </w:lvl>
+  </w:abstractNum>
+  <w:abstractNum w:abstractNumId="5" w15:restartNumberingAfterBreak="0">
+    <w:nsid w:val="294504B2"/>
+    <w:multiLevelType w:val="multilevel"/>
+    <w:tmpl w:val="8638815A"/>
+    <w:lvl w:ilvl="0">
+      <w:start w:val="1"/>
+      <w:numFmt w:val="bullet"/>
+      <w:lvlText w:val=""/>
+      <w:lvlJc w:val="left"/>
+      <w:pPr>
+        <w:tabs>
+          <w:tab w:val="num" w:pos="720"/>
+        </w:tabs>
+        <w:ind w:left="720" w:hanging="360"/>
+      </w:pPr>
+      <w:rPr>
+        <w:rFonts w:ascii="Symbol" w:hAnsi="Symbol" w:hint="default"/>
+        <w:sz w:val="20"/>
+      </w:rPr>
+    </w:lvl>
+    <w:lvl w:ilvl="1" w:tentative="1">
+      <w:start w:val="1"/>
+      <w:numFmt w:val="bullet"/>
+      <w:lvlText w:val="o"/>
+      <w:lvlJc w:val="left"/>
+      <w:pPr>
+        <w:tabs>
+          <w:tab w:val="num" w:pos="1440"/>
+        </w:tabs>
+        <w:ind w:left="1440" w:hanging="360"/>
+      </w:pPr>
+      <w:rPr>
+        <w:rFonts w:ascii="Courier New" w:hAnsi="Courier New" w:hint="default"/>
+        <w:sz w:val="20"/>
+      </w:rPr>
+    </w:lvl>
+    <w:lvl w:ilvl="2" w:tentative="1">
+      <w:start w:val="1"/>
+      <w:numFmt w:val="bullet"/>
+      <w:lvlText w:val=""/>
+      <w:lvlJc w:val="left"/>
+      <w:pPr>
+        <w:tabs>
+          <w:tab w:val="num" w:pos="2160"/>
+        </w:tabs>
+        <w:ind w:left="2160" w:hanging="360"/>
+      </w:pPr>
+      <w:rPr>
+        <w:rFonts w:ascii="Wingdings" w:hAnsi="Wingdings" w:hint="default"/>
+        <w:sz w:val="20"/>
+      </w:rPr>
+    </w:lvl>
+    <w:lvl w:ilvl="3" w:tentative="1">
+      <w:start w:val="1"/>
+      <w:numFmt w:val="bullet"/>
+      <w:lvlText w:val=""/>
+      <w:lvlJc w:val="left"/>
+      <w:pPr>
+        <w:tabs>
+          <w:tab w:val="num" w:pos="2880"/>
+        </w:tabs>
+        <w:ind w:left="2880" w:hanging="360"/>
+      </w:pPr>
+      <w:rPr>
+        <w:rFonts w:ascii="Wingdings" w:hAnsi="Wingdings" w:hint="default"/>
+        <w:sz w:val="20"/>
+      </w:rPr>
+    </w:lvl>
+    <w:lvl w:ilvl="4" w:tentative="1">
+      <w:start w:val="1"/>
+      <w:numFmt w:val="bullet"/>
+      <w:lvlText w:val=""/>
+      <w:lvlJc w:val="left"/>
+      <w:pPr>
+        <w:tabs>
+          <w:tab w:val="num" w:pos="3600"/>
+        </w:tabs>
+        <w:ind w:left="3600" w:hanging="360"/>
+      </w:pPr>
+      <w:rPr>
+        <w:rFonts w:ascii="Wingdings" w:hAnsi="Wingdings" w:hint="default"/>
+        <w:sz w:val="20"/>
+      </w:rPr>
+    </w:lvl>
+    <w:lvl w:ilvl="5" w:tentative="1">
+      <w:start w:val="1"/>
+      <w:numFmt w:val="bullet"/>
+      <w:lvlText w:val=""/>
+      <w:lvlJc w:val="left"/>
+      <w:pPr>
+        <w:tabs>
+          <w:tab w:val="num" w:pos="4320"/>
+        </w:tabs>
+        <w:ind w:left="4320" w:hanging="360"/>
+      </w:pPr>
+      <w:rPr>
+        <w:rFonts w:ascii="Wingdings" w:hAnsi="Wingdings" w:hint="default"/>
+        <w:sz w:val="20"/>
+      </w:rPr>
+    </w:lvl>
+    <w:lvl w:ilvl="6" w:tentative="1">
+      <w:start w:val="1"/>
+      <w:numFmt w:val="bullet"/>
+      <w:lvlText w:val=""/>
+      <w:lvlJc w:val="left"/>
+      <w:pPr>
+        <w:tabs>
+          <w:tab w:val="num" w:pos="5040"/>
+        </w:tabs>
+        <w:ind w:left="5040" w:hanging="360"/>
+      </w:pPr>
+      <w:rPr>
+        <w:rFonts w:ascii="Wingdings" w:hAnsi="Wingdings" w:hint="default"/>
+        <w:sz w:val="20"/>
+      </w:rPr>
+    </w:lvl>
+    <w:lvl w:ilvl="7" w:tentative="1">
+      <w:start w:val="1"/>
+      <w:numFmt w:val="bullet"/>
+      <w:lvlText w:val=""/>
+      <w:lvlJc w:val="left"/>
+      <w:pPr>
+        <w:tabs>
+          <w:tab w:val="num" w:pos="5760"/>
+        </w:tabs>
+        <w:ind w:left="5760" w:hanging="360"/>
+      </w:pPr>
+      <w:rPr>
+        <w:rFonts w:ascii="Wingdings" w:hAnsi="Wingdings" w:hint="default"/>
+        <w:sz w:val="20"/>
+      </w:rPr>
+    </w:lvl>
+    <w:lvl w:ilvl="8" w:tentative="1">
+      <w:start w:val="1"/>
+      <w:numFmt w:val="bullet"/>
+      <w:lvlText w:val=""/>
+      <w:lvlJc w:val="left"/>
+      <w:pPr>
+        <w:tabs>
+          <w:tab w:val="num" w:pos="6480"/>
+        </w:tabs>
+        <w:ind w:left="6480" w:hanging="360"/>
+      </w:pPr>
+      <w:rPr>
+        <w:rFonts w:ascii="Wingdings" w:hAnsi="Wingdings" w:hint="default"/>
+        <w:sz w:val="20"/>
+      </w:rPr>
+    </w:lvl>
+  </w:abstractNum>
+  <w:abstractNum w:abstractNumId="6" w15:restartNumberingAfterBreak="0">
+    <w:nsid w:val="2C4F0197"/>
+    <w:multiLevelType w:val="hybridMultilevel"/>
+    <w:tmpl w:val="368E62B8"/>
+    <w:lvl w:ilvl="0" w:tplc="4009000F">
+      <w:start w:val="1"/>
+      <w:numFmt w:val="decimal"/>
+      <w:lvlText w:val="%1."/>
+      <w:lvlJc w:val="left"/>
+      <w:pPr>
+        <w:ind w:left="720" w:hanging="360"/>
+      </w:pPr>
+    </w:lvl>
+    <w:lvl w:ilvl="1" w:tplc="40090019" w:tentative="1">
+      <w:start w:val="1"/>
+      <w:numFmt w:val="lowerLetter"/>
+      <w:lvlText w:val="%2."/>
+      <w:lvlJc w:val="left"/>
+      <w:pPr>
+        <w:ind w:left="1440" w:hanging="360"/>
+      </w:pPr>
+    </w:lvl>
+    <w:lvl w:ilvl="2" w:tplc="4009001B" w:tentative="1">
+      <w:start w:val="1"/>
+      <w:numFmt w:val="lowerRoman"/>
+      <w:lvlText w:val="%3."/>
+      <w:lvlJc w:val="right"/>
+      <w:pPr>
+        <w:ind w:left="2160" w:hanging="180"/>
+      </w:pPr>
+    </w:lvl>
+    <w:lvl w:ilvl="3" w:tplc="4009000F" w:tentative="1">
+      <w:start w:val="1"/>
+      <w:numFmt w:val="decimal"/>
+      <w:lvlText w:val="%4."/>
+      <w:lvlJc w:val="left"/>
+      <w:pPr>
+        <w:ind w:left="2880" w:hanging="360"/>
+      </w:pPr>
+    </w:lvl>
+    <w:lvl w:ilvl="4" w:tplc="40090019" w:tentative="1">
+      <w:start w:val="1"/>
+      <w:numFmt w:val="lowerLetter"/>
+      <w:lvlText w:val="%5."/>
+      <w:lvlJc w:val="left"/>
+      <w:pPr>
+        <w:ind w:left="3600" w:hanging="360"/>
+      </w:pPr>
+    </w:lvl>
+    <w:lvl w:ilvl="5" w:tplc="4009001B" w:tentative="1">
+      <w:start w:val="1"/>
+      <w:numFmt w:val="lowerRoman"/>
+      <w:lvlText w:val="%6."/>
+      <w:lvlJc w:val="right"/>
+      <w:pPr>
+        <w:ind w:left="4320" w:hanging="180"/>
+      </w:pPr>
+    </w:lvl>
+    <w:lvl w:ilvl="6" w:tplc="4009000F" w:tentative="1">
+      <w:start w:val="1"/>
+      <w:numFmt w:val="decimal"/>
+      <w:lvlText w:val="%7."/>
+      <w:lvlJc w:val="left"/>
+      <w:pPr>
+        <w:ind w:left="5040" w:hanging="360"/>
+      </w:pPr>
+    </w:lvl>
+    <w:lvl w:ilvl="7" w:tplc="40090019" w:tentative="1">
+      <w:start w:val="1"/>
+      <w:numFmt w:val="lowerLetter"/>
+      <w:lvlText w:val="%8."/>
+      <w:lvlJc w:val="left"/>
+      <w:pPr>
+        <w:ind w:left="5760" w:hanging="360"/>
+      </w:pPr>
+    </w:lvl>
+    <w:lvl w:ilvl="8" w:tplc="4009001B" w:tentative="1">
+      <w:start w:val="1"/>
+      <w:numFmt w:val="lowerRoman"/>
+      <w:lvlText w:val="%9."/>
+      <w:lvlJc w:val="right"/>
+      <w:pPr>
+        <w:ind w:left="6480" w:hanging="180"/>
+      </w:pPr>
+    </w:lvl>
+  </w:abstractNum>
+  <w:abstractNum w:abstractNumId="7" w15:restartNumberingAfterBreak="0">
+    <w:nsid w:val="332D7919"/>
+    <w:multiLevelType w:val="multilevel"/>
+    <w:tmpl w:val="E94CB808"/>
+    <w:lvl w:ilvl="0">
+      <w:start w:val="1"/>
+      <w:numFmt w:val="bullet"/>
+      <w:lvlText w:val=""/>
+      <w:lvlJc w:val="left"/>
+      <w:pPr>
+        <w:tabs>
+          <w:tab w:val="num" w:pos="720"/>
+        </w:tabs>
+        <w:ind w:left="720" w:hanging="360"/>
+      </w:pPr>
+      <w:rPr>
+        <w:rFonts w:ascii="Symbol" w:hAnsi="Symbol" w:hint="default"/>
+        <w:sz w:val="20"/>
+      </w:rPr>
+    </w:lvl>
+    <w:lvl w:ilvl="1" w:tentative="1">
+      <w:start w:val="1"/>
+      <w:numFmt w:val="bullet"/>
+      <w:lvlText w:val="o"/>
+      <w:lvlJc w:val="left"/>
+      <w:pPr>
+        <w:tabs>
+          <w:tab w:val="num" w:pos="1440"/>
+        </w:tabs>
+        <w:ind w:left="1440" w:hanging="360"/>
+      </w:pPr>
+      <w:rPr>
+        <w:rFonts w:ascii="Courier New" w:hAnsi="Courier New" w:hint="default"/>
+        <w:sz w:val="20"/>
+      </w:rPr>
+    </w:lvl>
+    <w:lvl w:ilvl="2" w:tentative="1">
+      <w:start w:val="1"/>
+      <w:numFmt w:val="bullet"/>
+      <w:lvlText w:val=""/>
+      <w:lvlJc w:val="left"/>
+      <w:pPr>
+        <w:tabs>
+          <w:tab w:val="num" w:pos="2160"/>
+        </w:tabs>
+        <w:ind w:left="2160" w:hanging="360"/>
+      </w:pPr>
+      <w:rPr>
+        <w:rFonts w:ascii="Wingdings" w:hAnsi="Wingdings" w:hint="default"/>
+        <w:sz w:val="20"/>
+      </w:rPr>
+    </w:lvl>
+    <w:lvl w:ilvl="3" w:tentative="1">
+      <w:start w:val="1"/>
+      <w:numFmt w:val="bullet"/>
+      <w:lvlText w:val=""/>
+      <w:lvlJc w:val="left"/>
+      <w:pPr>
+        <w:tabs>
+          <w:tab w:val="num" w:pos="2880"/>
+        </w:tabs>
+        <w:ind w:left="2880" w:hanging="360"/>
+      </w:pPr>
+      <w:rPr>
+        <w:rFonts w:ascii="Wingdings" w:hAnsi="Wingdings" w:hint="default"/>
+        <w:sz w:val="20"/>
+      </w:rPr>
+    </w:lvl>
+    <w:lvl w:ilvl="4" w:tentative="1">
+      <w:start w:val="1"/>
+      <w:numFmt w:val="bullet"/>
+      <w:lvlText w:val=""/>
+      <w:lvlJc w:val="left"/>
+      <w:pPr>
+        <w:tabs>
+          <w:tab w:val="num" w:pos="3600"/>
+        </w:tabs>
+        <w:ind w:left="3600" w:hanging="360"/>
+      </w:pPr>
+      <w:rPr>
+        <w:rFonts w:ascii="Wingdings" w:hAnsi="Wingdings" w:hint="default"/>
+        <w:sz w:val="20"/>
+      </w:rPr>
+    </w:lvl>
+    <w:lvl w:ilvl="5" w:tentative="1">
+      <w:start w:val="1"/>
+      <w:numFmt w:val="bullet"/>
+      <w:lvlText w:val=""/>
+      <w:lvlJc w:val="left"/>
+      <w:pPr>
+        <w:tabs>
+          <w:tab w:val="num" w:pos="4320"/>
+        </w:tabs>
+        <w:ind w:left="4320" w:hanging="360"/>
+      </w:pPr>
+      <w:rPr>
+        <w:rFonts w:ascii="Wingdings" w:hAnsi="Wingdings" w:hint="default"/>
+        <w:sz w:val="20"/>
+      </w:rPr>
+    </w:lvl>
+    <w:lvl w:ilvl="6" w:tentative="1">
+      <w:start w:val="1"/>
+      <w:numFmt w:val="bullet"/>
+      <w:lvlText w:val=""/>
+      <w:lvlJc w:val="left"/>
+      <w:pPr>
+        <w:tabs>
+          <w:tab w:val="num" w:pos="5040"/>
+        </w:tabs>
+        <w:ind w:left="5040" w:hanging="360"/>
+      </w:pPr>
+      <w:rPr>
+        <w:rFonts w:ascii="Wingdings" w:hAnsi="Wingdings" w:hint="default"/>
+        <w:sz w:val="20"/>
+      </w:rPr>
+    </w:lvl>
+    <w:lvl w:ilvl="7" w:tentative="1">
+      <w:start w:val="1"/>
+      <w:numFmt w:val="bullet"/>
+      <w:lvlText w:val=""/>
+      <w:lvlJc w:val="left"/>
+      <w:pPr>
+        <w:tabs>
+          <w:tab w:val="num" w:pos="5760"/>
+        </w:tabs>
+        <w:ind w:left="5760" w:hanging="360"/>
+      </w:pPr>
+      <w:rPr>
+        <w:rFonts w:ascii="Wingdings" w:hAnsi="Wingdings" w:hint="default"/>
+        <w:sz w:val="20"/>
+      </w:rPr>
+    </w:lvl>
+    <w:lvl w:ilvl="8" w:tentative="1">
+      <w:start w:val="1"/>
+      <w:numFmt w:val="bullet"/>
+      <w:lvlText w:val=""/>
+      <w:lvlJc w:val="left"/>
+      <w:pPr>
+        <w:tabs>
+          <w:tab w:val="num" w:pos="6480"/>
+        </w:tabs>
+        <w:ind w:left="6480" w:hanging="360"/>
+      </w:pPr>
+      <w:rPr>
+        <w:rFonts w:ascii="Wingdings" w:hAnsi="Wingdings" w:hint="default"/>
+        <w:sz w:val="20"/>
+      </w:rPr>
+    </w:lvl>
+  </w:abstractNum>
+  <w:abstractNum w:abstractNumId="8" w15:restartNumberingAfterBreak="0">
+    <w:nsid w:val="59C76D4B"/>
+    <w:multiLevelType w:val="hybridMultilevel"/>
+    <w:tmpl w:val="61A09850"/>
+    <w:lvl w:ilvl="0" w:tplc="40090001">
+      <w:start w:val="1"/>
+      <w:numFmt w:val="bullet"/>
+      <w:lvlText w:val=""/>
+      <w:lvlJc w:val="left"/>
+      <w:pPr>
+        <w:ind w:left="720" w:hanging="360"/>
+      </w:pPr>
+      <w:rPr>
+        <w:rFonts w:ascii="Symbol" w:hAnsi="Symbol" w:hint="default"/>
+      </w:rPr>
+    </w:lvl>
+    <w:lvl w:ilvl="1" w:tplc="40090003" w:tentative="1">
+      <w:start w:val="1"/>
+      <w:numFmt w:val="bullet"/>
+      <w:lvlText w:val="o"/>
+      <w:lvlJc w:val="left"/>
+      <w:pPr>
+        <w:ind w:left="1440" w:hanging="360"/>
+      </w:pPr>
+      <w:rPr>
+        <w:rFonts w:ascii="Courier New" w:hAnsi="Courier New" w:cs="Courier New" w:hint="default"/>
+      </w:rPr>
+    </w:lvl>
+    <w:lvl w:ilvl="2" w:tplc="40090005" w:tentative="1">
+      <w:start w:val="1"/>
+      <w:numFmt w:val="bullet"/>
+      <w:lvlText w:val=""/>
+      <w:lvlJc w:val="left"/>
+      <w:pPr>
+        <w:ind w:left="2160" w:hanging="360"/>
+      </w:pPr>
+      <w:rPr>
+        <w:rFonts w:ascii="Wingdings" w:hAnsi="Wingdings" w:hint="default"/>
+      </w:rPr>
+    </w:lvl>
+    <w:lvl w:ilvl="3" w:tplc="40090001" w:tentative="1">
+      <w:start w:val="1"/>
+      <w:numFmt w:val="bullet"/>
+      <w:lvlText w:val=""/>
+      <w:lvlJc w:val="left"/>
+      <w:pPr>
+        <w:ind w:left="2880" w:hanging="360"/>
+      </w:pPr>
+      <w:rPr>
+        <w:rFonts w:ascii="Symbol" w:hAnsi="Symbol" w:hint="default"/>
+      </w:rPr>
+    </w:lvl>
+    <w:lvl w:ilvl="4" w:tplc="40090003" w:tentative="1">
+      <w:start w:val="1"/>
+      <w:numFmt w:val="bullet"/>
+      <w:lvlText w:val="o"/>
+      <w:lvlJc w:val="left"/>
+      <w:pPr>
+        <w:ind w:left="3600" w:hanging="360"/>
+      </w:pPr>
+      <w:rPr>
+        <w:rFonts w:ascii="Courier New" w:hAnsi="Courier New" w:cs="Courier New" w:hint="default"/>
+      </w:rPr>
+    </w:lvl>
+    <w:lvl w:ilvl="5" w:tplc="40090005" w:tentative="1">
+      <w:start w:val="1"/>
+      <w:numFmt w:val="bullet"/>
+      <w:lvlText w:val=""/>
+      <w:lvlJc w:val="left"/>
+      <w:pPr>
+        <w:ind w:left="4320" w:hanging="360"/>
+      </w:pPr>
+      <w:rPr>
+        <w:rFonts w:ascii="Wingdings" w:hAnsi="Wingdings" w:hint="default"/>
+      </w:rPr>
+    </w:lvl>
+    <w:lvl w:ilvl="6" w:tplc="40090001" w:tentative="1">
+      <w:start w:val="1"/>
+      <w:numFmt w:val="bullet"/>
+      <w:lvlText w:val=""/>
+      <w:lvlJc w:val="left"/>
+      <w:pPr>
+        <w:ind w:left="5040" w:hanging="360"/>
+      </w:pPr>
+      <w:rPr>
+        <w:rFonts w:ascii="Symbol" w:hAnsi="Symbol" w:hint="default"/>
+      </w:rPr>
+    </w:lvl>
+    <w:lvl w:ilvl="7" w:tplc="40090003" w:tentative="1">
+      <w:start w:val="1"/>
+      <w:numFmt w:val="bullet"/>
+      <w:lvlText w:val="o"/>
+      <w:lvlJc w:val="left"/>
+      <w:pPr>
+        <w:ind w:left="5760" w:hanging="360"/>
+      </w:pPr>
+      <w:rPr>
+        <w:rFonts w:ascii="Courier New" w:hAnsi="Courier New" w:cs="Courier New" w:hint="default"/>
+      </w:rPr>
+    </w:lvl>
+    <w:lvl w:ilvl="8" w:tplc="40090005" w:tentative="1">
+      <w:start w:val="1"/>
+      <w:numFmt w:val="bullet"/>
+      <w:lvlText w:val=""/>
+      <w:lvlJc w:val="left"/>
+      <w:pPr>
+        <w:ind w:left="6480" w:hanging="360"/>
+      </w:pPr>
+      <w:rPr>
+        <w:rFonts w:ascii="Wingdings" w:hAnsi="Wingdings" w:hint="default"/>
+      </w:rPr>
+    </w:lvl>
+  </w:abstractNum>
+  <w:abstractNum w:abstractNumId="9" w15:restartNumberingAfterBreak="0">
+    <w:nsid w:val="66742DBE"/>
+    <w:multiLevelType w:val="multilevel"/>
+    <w:tmpl w:val="FCAAC49E"/>
+    <w:lvl w:ilvl="0">
+      <w:start w:val="1"/>
+      <w:numFmt w:val="decimal"/>
+      <w:lvlText w:val="%1."/>
+      <w:lvlJc w:val="left"/>
+      <w:pPr>
+        <w:tabs>
+          <w:tab w:val="num" w:pos="720"/>
+        </w:tabs>
+        <w:ind w:left="720" w:hanging="360"/>
+      </w:pPr>
+    </w:lvl>
+    <w:lvl w:ilvl="1" w:tentative="1">
+      <w:start w:val="1"/>
+      <w:numFmt w:val="decimal"/>
+      <w:lvlText w:val="%2."/>
+      <w:lvlJc w:val="left"/>
+      <w:pPr>
+        <w:tabs>
+          <w:tab w:val="num" w:pos="1440"/>
+        </w:tabs>
+        <w:ind w:left="1440" w:hanging="360"/>
+      </w:pPr>
+    </w:lvl>
+    <w:lvl w:ilvl="2" w:tentative="1">
+      <w:start w:val="1"/>
+      <w:numFmt w:val="decimal"/>
+      <w:lvlText w:val="%3."/>
+      <w:lvlJc w:val="left"/>
+      <w:pPr>
+        <w:tabs>
+          <w:tab w:val="num" w:pos="2160"/>
+        </w:tabs>
+        <w:ind w:left="2160" w:hanging="360"/>
+      </w:pPr>
+    </w:lvl>
+    <w:lvl w:ilvl="3" w:tentative="1">
+      <w:start w:val="1"/>
+      <w:numFmt w:val="decimal"/>
+      <w:lvlText w:val="%4."/>
+      <w:lvlJc w:val="left"/>
+      <w:pPr>
+        <w:tabs>
+          <w:tab w:val="num" w:pos="2880"/>
+        </w:tabs>
+        <w:ind w:left="2880" w:hanging="360"/>
+      </w:pPr>
+    </w:lvl>
+    <w:lvl w:ilvl="4" w:tentative="1">
+      <w:start w:val="1"/>
+      <w:numFmt w:val="decimal"/>
+      <w:lvlText w:val="%5."/>
+      <w:lvlJc w:val="left"/>
+      <w:pPr>
+        <w:tabs>
+          <w:tab w:val="num" w:pos="3600"/>
+        </w:tabs>
+        <w:ind w:left="3600" w:hanging="360"/>
+      </w:pPr>
+    </w:lvl>
+    <w:lvl w:ilvl="5" w:tentative="1">
+      <w:start w:val="1"/>
+      <w:numFmt w:val="decimal"/>
+      <w:lvlText w:val="%6."/>
+      <w:lvlJc w:val="left"/>
+      <w:pPr>
+        <w:tabs>
+          <w:tab w:val="num" w:pos="4320"/>
+        </w:tabs>
+        <w:ind w:left="4320" w:hanging="360"/>
+      </w:pPr>
+    </w:lvl>
+    <w:lvl w:ilvl="6" w:tentative="1">
+      <w:start w:val="1"/>
+      <w:numFmt w:val="decimal"/>
+      <w:lvlText w:val="%7."/>
+      <w:lvlJc w:val="left"/>
+      <w:pPr>
+        <w:tabs>
+          <w:tab w:val="num" w:pos="5040"/>
+        </w:tabs>
+        <w:ind w:left="5040" w:hanging="360"/>
+      </w:pPr>
+    </w:lvl>
+    <w:lvl w:ilvl="7" w:tentative="1">
+      <w:start w:val="1"/>
+      <w:numFmt w:val="decimal"/>
+      <w:lvlText w:val="%8."/>
+      <w:lvlJc w:val="left"/>
+      <w:pPr>
+        <w:tabs>
+          <w:tab w:val="num" w:pos="5760"/>
+        </w:tabs>
+        <w:ind w:left="5760" w:hanging="360"/>
+      </w:pPr>
+    </w:lvl>
+    <w:lvl w:ilvl="8" w:tentative="1">
+      <w:start w:val="1"/>
+      <w:numFmt w:val="decimal"/>
+      <w:lvlText w:val="%9."/>
+      <w:lvlJc w:val="left"/>
+      <w:pPr>
+        <w:tabs>
+          <w:tab w:val="num" w:pos="6480"/>
+        </w:tabs>
+        <w:ind w:left="6480" w:hanging="360"/>
+      </w:pPr>
+    </w:lvl>
+  </w:abstractNum>
+  <w:abstractNum w:abstractNumId="10" w15:restartNumberingAfterBreak="0">
+    <w:nsid w:val="6FB00664"/>
+    <w:multiLevelType w:val="hybridMultilevel"/>
+    <w:tmpl w:val="A512564A"/>
+    <w:lvl w:ilvl="0" w:tplc="40090001">
+      <w:start w:val="1"/>
+      <w:numFmt w:val="bullet"/>
+      <w:lvlText w:val=""/>
+      <w:lvlJc w:val="left"/>
+      <w:pPr>
+        <w:ind w:left="720" w:hanging="360"/>
+      </w:pPr>
+      <w:rPr>
+        <w:rFonts w:ascii="Symbol" w:hAnsi="Symbol" w:hint="default"/>
+      </w:rPr>
+    </w:lvl>
+    <w:lvl w:ilvl="1" w:tplc="40090003" w:tentative="1">
+      <w:start w:val="1"/>
+      <w:numFmt w:val="bullet"/>
+      <w:lvlText w:val="o"/>
+      <w:lvlJc w:val="left"/>
+      <w:pPr>
+        <w:ind w:left="1440" w:hanging="360"/>
+      </w:pPr>
+      <w:rPr>
+        <w:rFonts w:ascii="Courier New" w:hAnsi="Courier New" w:cs="Courier New" w:hint="default"/>
+      </w:rPr>
+    </w:lvl>
+    <w:lvl w:ilvl="2" w:tplc="40090005" w:tentative="1">
+      <w:start w:val="1"/>
+      <w:numFmt w:val="bullet"/>
+      <w:lvlText w:val=""/>
+      <w:lvlJc w:val="left"/>
+      <w:pPr>
+        <w:ind w:left="2160" w:hanging="360"/>
+      </w:pPr>
+      <w:rPr>
+        <w:rFonts w:ascii="Wingdings" w:hAnsi="Wingdings" w:hint="default"/>
+      </w:rPr>
+    </w:lvl>
+    <w:lvl w:ilvl="3" w:tplc="40090001" w:tentative="1">
+      <w:start w:val="1"/>
+      <w:numFmt w:val="bullet"/>
+      <w:lvlText w:val=""/>
+      <w:lvlJc w:val="left"/>
+      <w:pPr>
+        <w:ind w:left="2880" w:hanging="360"/>
+      </w:pPr>
+      <w:rPr>
+        <w:rFonts w:ascii="Symbol" w:hAnsi="Symbol" w:hint="default"/>
+      </w:rPr>
+    </w:lvl>
+    <w:lvl w:ilvl="4" w:tplc="40090003" w:tentative="1">
+      <w:start w:val="1"/>
+      <w:numFmt w:val="bullet"/>
+      <w:lvlText w:val="o"/>
+      <w:lvlJc w:val="left"/>
+      <w:pPr>
+        <w:ind w:left="3600" w:hanging="360"/>
+      </w:pPr>
+      <w:rPr>
+        <w:rFonts w:ascii="Courier New" w:hAnsi="Courier New" w:cs="Courier New" w:hint="default"/>
+      </w:rPr>
+    </w:lvl>
+    <w:lvl w:ilvl="5" w:tplc="40090005" w:tentative="1">
+      <w:start w:val="1"/>
+      <w:numFmt w:val="bullet"/>
+      <w:lvlText w:val=""/>
+      <w:lvlJc w:val="left"/>
+      <w:pPr>
+        <w:ind w:left="4320" w:hanging="360"/>
+      </w:pPr>
+      <w:rPr>
+        <w:rFonts w:ascii="Wingdings" w:hAnsi="Wingdings" w:hint="default"/>
+      </w:rPr>
+    </w:lvl>
+    <w:lvl w:ilvl="6" w:tplc="40090001" w:tentative="1">
+      <w:start w:val="1"/>
+      <w:numFmt w:val="bullet"/>
+      <w:lvlText w:val=""/>
+      <w:lvlJc w:val="left"/>
+      <w:pPr>
+        <w:ind w:left="5040" w:hanging="360"/>
+      </w:pPr>
+      <w:rPr>
+        <w:rFonts w:ascii="Symbol" w:hAnsi="Symbol" w:hint="default"/>
+      </w:rPr>
+    </w:lvl>
+    <w:lvl w:ilvl="7" w:tplc="40090003" w:tentative="1">
+      <w:start w:val="1"/>
+      <w:numFmt w:val="bullet"/>
+      <w:lvlText w:val="o"/>
+      <w:lvlJc w:val="left"/>
+      <w:pPr>
+        <w:ind w:left="5760" w:hanging="360"/>
+      </w:pPr>
+      <w:rPr>
+        <w:rFonts w:ascii="Courier New" w:hAnsi="Courier New" w:cs="Courier New" w:hint="default"/>
+      </w:rPr>
+    </w:lvl>
+    <w:lvl w:ilvl="8" w:tplc="40090005" w:tentative="1">
+      <w:start w:val="1"/>
+      <w:numFmt w:val="bullet"/>
+      <w:lvlText w:val=""/>
+      <w:lvlJc w:val="left"/>
+      <w:pPr>
+        <w:ind w:left="6480" w:hanging="360"/>
+      </w:pPr>
+      <w:rPr>
+        <w:rFonts w:ascii="Wingdings" w:hAnsi="Wingdings" w:hint="default"/>
+      </w:rPr>
+    </w:lvl>
+  </w:abstractNum>
+  <w:abstractNum w:abstractNumId="11" w15:restartNumberingAfterBreak="0">
+    <w:nsid w:val="7EBF3B55"/>
+    <w:multiLevelType w:val="multilevel"/>
+    <w:tmpl w:val="BB8213C6"/>
+    <w:lvl w:ilvl="0">
+      <w:start w:val="1"/>
+      <w:numFmt w:val="bullet"/>
+      <w:lvlText w:val=""/>
+      <w:lvlJc w:val="left"/>
+      <w:pPr>
+        <w:tabs>
+          <w:tab w:val="num" w:pos="720"/>
+        </w:tabs>
+        <w:ind w:left="720" w:hanging="360"/>
+      </w:pPr>
+      <w:rPr>
+        <w:rFonts w:ascii="Symbol" w:hAnsi="Symbol" w:hint="default"/>
+        <w:sz w:val="20"/>
+      </w:rPr>
+    </w:lvl>
+    <w:lvl w:ilvl="1" w:tentative="1">
+      <w:start w:val="1"/>
+      <w:numFmt w:val="bullet"/>
+      <w:lvlText w:val="o"/>
+      <w:lvlJc w:val="left"/>
+      <w:pPr>
+        <w:tabs>
+          <w:tab w:val="num" w:pos="1440"/>
+        </w:tabs>
+        <w:ind w:left="1440" w:hanging="360"/>
+      </w:pPr>
+      <w:rPr>
+        <w:rFonts w:ascii="Courier New" w:hAnsi="Courier New" w:hint="default"/>
+        <w:sz w:val="20"/>
+      </w:rPr>
+    </w:lvl>
+    <w:lvl w:ilvl="2" w:tentative="1">
+      <w:start w:val="1"/>
+      <w:numFmt w:val="bullet"/>
+      <w:lvlText w:val=""/>
+      <w:lvlJc w:val="left"/>
+      <w:pPr>
+        <w:tabs>
+          <w:tab w:val="num" w:pos="2160"/>
+        </w:tabs>
+        <w:ind w:left="2160" w:hanging="360"/>
+      </w:pPr>
+      <w:rPr>
+        <w:rFonts w:ascii="Wingdings" w:hAnsi="Wingdings" w:hint="default"/>
+        <w:sz w:val="20"/>
+      </w:rPr>
+    </w:lvl>
+    <w:lvl w:ilvl="3" w:tentative="1">
+      <w:start w:val="1"/>
+      <w:numFmt w:val="bullet"/>
+      <w:lvlText w:val=""/>
+      <w:lvlJc w:val="left"/>
+      <w:pPr>
+        <w:tabs>
+          <w:tab w:val="num" w:pos="2880"/>
+        </w:tabs>
+        <w:ind w:left="2880" w:hanging="360"/>
+      </w:pPr>
+      <w:rPr>
+        <w:rFonts w:ascii="Wingdings" w:hAnsi="Wingdings" w:hint="default"/>
+        <w:sz w:val="20"/>
+      </w:rPr>
+    </w:lvl>
+    <w:lvl w:ilvl="4" w:tentative="1">
+      <w:start w:val="1"/>
+      <w:numFmt w:val="bullet"/>
+      <w:lvlText w:val=""/>
+      <w:lvlJc w:val="left"/>
+      <w:pPr>
+        <w:tabs>
+          <w:tab w:val="num" w:pos="3600"/>
+        </w:tabs>
+        <w:ind w:left="3600" w:hanging="360"/>
+      </w:pPr>
+      <w:rPr>
+        <w:rFonts w:ascii="Wingdings" w:hAnsi="Wingdings" w:hint="default"/>
+        <w:sz w:val="20"/>
+      </w:rPr>
+    </w:lvl>
+    <w:lvl w:ilvl="5" w:tentative="1">
+      <w:start w:val="1"/>
+      <w:numFmt w:val="bullet"/>
+      <w:lvlText w:val=""/>
+      <w:lvlJc w:val="left"/>
+      <w:pPr>
+        <w:tabs>
+          <w:tab w:val="num" w:pos="4320"/>
+        </w:tabs>
+        <w:ind w:left="4320" w:hanging="360"/>
+      </w:pPr>
+      <w:rPr>
+        <w:rFonts w:ascii="Wingdings" w:hAnsi="Wingdings" w:hint="default"/>
+        <w:sz w:val="20"/>
+      </w:rPr>
+    </w:lvl>
+    <w:lvl w:ilvl="6" w:tentative="1">
+      <w:start w:val="1"/>
+      <w:numFmt w:val="bullet"/>
+      <w:lvlText w:val=""/>
+      <w:lvlJc w:val="left"/>
+      <w:pPr>
+        <w:tabs>
+          <w:tab w:val="num" w:pos="5040"/>
+        </w:tabs>
+        <w:ind w:left="5040" w:hanging="360"/>
+      </w:pPr>
+      <w:rPr>
+        <w:rFonts w:ascii="Wingdings" w:hAnsi="Wingdings" w:hint="default"/>
+        <w:sz w:val="20"/>
+      </w:rPr>
+    </w:lvl>
+    <w:lvl w:ilvl="7" w:tentative="1">
+      <w:start w:val="1"/>
+      <w:numFmt w:val="bullet"/>
+      <w:lvlText w:val=""/>
+      <w:lvlJc w:val="left"/>
+      <w:pPr>
+        <w:tabs>
+          <w:tab w:val="num" w:pos="5760"/>
+        </w:tabs>
+        <w:ind w:left="5760" w:hanging="360"/>
+      </w:pPr>
+      <w:rPr>
+        <w:rFonts w:ascii="Wingdings" w:hAnsi="Wingdings" w:hint="default"/>
+        <w:sz w:val="20"/>
+      </w:rPr>
+    </w:lvl>
+    <w:lvl w:ilvl="8" w:tentative="1">
+      <w:start w:val="1"/>
+      <w:numFmt w:val="bullet"/>
+      <w:lvlText w:val=""/>
+      <w:lvlJc w:val="left"/>
+      <w:pPr>
+        <w:tabs>
+          <w:tab w:val="num" w:pos="6480"/>
+        </w:tabs>
+        <w:ind w:left="6480" w:hanging="360"/>
+      </w:pPr>
+      <w:rPr>
+        <w:rFonts w:ascii="Wingdings" w:hAnsi="Wingdings" w:hint="default"/>
+        <w:sz w:val="20"/>
+      </w:rPr>
+    </w:lvl>
+  </w:abstractNum>
+  <w:num w:numId="1">
+    <w:abstractNumId w:val="1"/>
+  </w:num>
+  <w:num w:numId="2">
+    <w:abstractNumId w:val="5"/>
+  </w:num>
+  <w:num w:numId="3">
+    <w:abstractNumId w:val="8"/>
+  </w:num>
+  <w:num w:numId="4">
+    <w:abstractNumId w:val="4"/>
+  </w:num>
+  <w:num w:numId="5">
+    <w:abstractNumId w:val="10"/>
+  </w:num>
+  <w:num w:numId="6">
+    <w:abstractNumId w:val="0"/>
+  </w:num>
+  <w:num w:numId="7">
+    <w:abstractNumId w:val="9"/>
+  </w:num>
+  <w:num w:numId="8">
+    <w:abstractNumId w:val="3"/>
+  </w:num>
+  <w:num w:numId="9">
+    <w:abstractNumId w:val="2"/>
+  </w:num>
+  <w:num w:numId="10">
+    <w:abstractNumId w:val="6"/>
+  </w:num>
+  <w:num w:numId="11">
+    <w:abstractNumId w:val="11"/>
+  </w:num>
+  <w:num w:numId="12">
+    <w:abstractNumId w:val="7"/>
+  </w:num>
+</w:numbering>
 </file>
 
 <file path=word/styles.xml><?xml version="1.0" encoding="utf-8"?>
@@ -693,7 +3773,6 @@
   <w:style w:type="character" w:default="1" w:styleId="DefaultParagraphFont">
     <w:name w:val="Default Paragraph Font"/>
     <w:uiPriority w:val="1"/>
-    <w:semiHidden/>
     <w:unhideWhenUsed/>
   </w:style>
   <w:style w:type="table" w:default="1" w:styleId="TableNormal">
@@ -1071,6 +4150,160 @@
       </w:tcPr>
     </w:tblStylePr>
   </w:style>
+  <w:style w:type="paragraph" w:customStyle="1" w:styleId="H">
+    <w:name w:val="H"/>
+    <w:basedOn w:val="Normal"/>
+    <w:link w:val="HChar"/>
+    <w:qFormat/>
+    <w:rsid w:val="00EA53F8"/>
+    <w:rPr>
+      <w:b/>
+      <w:bCs/>
+      <w:sz w:val="24"/>
+      <w:szCs w:val="24"/>
+    </w:rPr>
+  </w:style>
+  <w:style w:type="paragraph" w:customStyle="1" w:styleId="T">
+    <w:name w:val="T"/>
+    <w:basedOn w:val="H"/>
+    <w:link w:val="TChar"/>
+    <w:qFormat/>
+    <w:rsid w:val="004450FB"/>
+    <w:rPr>
+      <w:b w:val="0"/>
+      <w:bCs w:val="0"/>
+      <w:sz w:val="22"/>
+      <w:szCs w:val="22"/>
+    </w:rPr>
+  </w:style>
+  <w:style w:type="character" w:customStyle="1" w:styleId="HChar">
+    <w:name w:val="H Char"/>
+    <w:basedOn w:val="DefaultParagraphFont"/>
+    <w:link w:val="H"/>
+    <w:rsid w:val="00EA53F8"/>
+    <w:rPr>
+      <w:b/>
+      <w:bCs/>
+      <w:sz w:val="24"/>
+      <w:szCs w:val="24"/>
+    </w:rPr>
+  </w:style>
+  <w:style w:type="paragraph" w:customStyle="1" w:styleId="ds-markdown-paragraph">
+    <w:name w:val="ds-markdown-paragraph"/>
+    <w:basedOn w:val="Normal"/>
+    <w:rsid w:val="004450FB"/>
+    <w:pPr>
+      <w:spacing w:before="100" w:beforeAutospacing="1" w:after="100" w:afterAutospacing="1" w:line="240" w:lineRule="auto"/>
+    </w:pPr>
+    <w:rPr>
+      <w:rFonts w:ascii="Times New Roman" w:eastAsia="Times New Roman" w:hAnsi="Times New Roman" w:cs="Times New Roman"/>
+      <w:sz w:val="24"/>
+      <w:szCs w:val="24"/>
+      <w:lang w:eastAsia="en-IN"/>
+    </w:rPr>
+  </w:style>
+  <w:style w:type="character" w:customStyle="1" w:styleId="TChar">
+    <w:name w:val="T Char"/>
+    <w:basedOn w:val="HChar"/>
+    <w:link w:val="T"/>
+    <w:rsid w:val="004450FB"/>
+    <w:rPr>
+      <w:b w:val="0"/>
+      <w:bCs w:val="0"/>
+      <w:sz w:val="24"/>
+      <w:szCs w:val="24"/>
+    </w:rPr>
+  </w:style>
+  <w:style w:type="character" w:styleId="Strong">
+    <w:name w:val="Strong"/>
+    <w:basedOn w:val="DefaultParagraphFont"/>
+    <w:uiPriority w:val="22"/>
+    <w:qFormat/>
+    <w:rsid w:val="004450FB"/>
+    <w:rPr>
+      <w:b/>
+      <w:bCs/>
+    </w:rPr>
+  </w:style>
+  <w:style w:type="paragraph" w:customStyle="1" w:styleId="S">
+    <w:name w:val="S"/>
+    <w:basedOn w:val="T"/>
+    <w:link w:val="SChar"/>
+    <w:qFormat/>
+    <w:rsid w:val="00D90A86"/>
+    <w:rPr>
+      <w:sz w:val="4"/>
+      <w:szCs w:val="4"/>
+    </w:rPr>
+  </w:style>
+  <w:style w:type="table" w:styleId="TableGrid">
+    <w:name w:val="Table Grid"/>
+    <w:basedOn w:val="TableNormal"/>
+    <w:uiPriority w:val="39"/>
+    <w:rsid w:val="00D90A86"/>
+    <w:pPr>
+      <w:spacing w:after="0" w:line="240" w:lineRule="auto"/>
+    </w:pPr>
+    <w:tblPr>
+      <w:tblBorders>
+        <w:top w:val="single" w:sz="4" w:space="0" w:color="auto"/>
+        <w:left w:val="single" w:sz="4" w:space="0" w:color="auto"/>
+        <w:bottom w:val="single" w:sz="4" w:space="0" w:color="auto"/>
+        <w:right w:val="single" w:sz="4" w:space="0" w:color="auto"/>
+        <w:insideH w:val="single" w:sz="4" w:space="0" w:color="auto"/>
+        <w:insideV w:val="single" w:sz="4" w:space="0" w:color="auto"/>
+      </w:tblBorders>
+    </w:tblPr>
+  </w:style>
+  <w:style w:type="character" w:customStyle="1" w:styleId="SChar">
+    <w:name w:val="S Char"/>
+    <w:basedOn w:val="TChar"/>
+    <w:link w:val="S"/>
+    <w:rsid w:val="00D90A86"/>
+    <w:rPr>
+      <w:b w:val="0"/>
+      <w:bCs w:val="0"/>
+      <w:sz w:val="4"/>
+      <w:szCs w:val="4"/>
+    </w:rPr>
+  </w:style>
+  <w:style w:type="paragraph" w:customStyle="1" w:styleId="L">
+    <w:name w:val="L"/>
+    <w:basedOn w:val="T"/>
+    <w:link w:val="LChar"/>
+    <w:qFormat/>
+    <w:rsid w:val="00413A9C"/>
+    <w:pPr>
+      <w:numPr>
+        <w:numId w:val="6"/>
+      </w:numPr>
+      <w:spacing w:after="40"/>
+      <w:ind w:left="714" w:hanging="357"/>
+    </w:pPr>
+  </w:style>
+  <w:style w:type="character" w:customStyle="1" w:styleId="LChar">
+    <w:name w:val="L Char"/>
+    <w:basedOn w:val="TChar"/>
+    <w:link w:val="L"/>
+    <w:rsid w:val="00413A9C"/>
+    <w:rPr>
+      <w:b w:val="0"/>
+      <w:bCs w:val="0"/>
+      <w:sz w:val="24"/>
+      <w:szCs w:val="24"/>
+    </w:rPr>
+  </w:style>
+  <w:style w:type="character" w:styleId="Emphasis">
+    <w:name w:val="Emphasis"/>
+    <w:basedOn w:val="DefaultParagraphFont"/>
+    <w:uiPriority w:val="20"/>
+    <w:qFormat/>
+    <w:rsid w:val="006C0556"/>
+    <w:rPr>
+      <w:i/>
+      <w:iCs/>
+    </w:rPr>
+  </w:style>
 </w:styles>
 </file>
 
@@ -1112,12 +4345,12 @@
 
 <file path=word/glossary/fontTable.xml><?xml version="1.0" encoding="utf-8"?>
 <w:fonts xmlns:mc="http://schemas.openxmlformats.org/markup-compatibility/2006" xmlns:r="http://schemas.openxmlformats.org/officeDocument/2006/relationships" xmlns:w="http://schemas.openxmlformats.org/wordprocessingml/2006/main" xmlns:w14="http://schemas.microsoft.com/office/word/2010/wordml" xmlns:w15="http://schemas.microsoft.com/office/word/2012/wordml" xmlns:w16cex="http://schemas.microsoft.com/office/word/2018/wordml/cex" xmlns:w16cid="http://schemas.microsoft.com/office/word/2016/wordml/cid" xmlns:w16="http://schemas.microsoft.com/office/word/2018/wordml" xmlns:w16sdtdh="http://schemas.microsoft.com/office/word/2020/wordml/sdtdatahash" xmlns:w16se="http://schemas.microsoft.com/office/word/2015/wordml/symex" mc:Ignorable="w14 w15 w16se w16cid w16 w16cex w16sdtdh">
-  <w:font w:name="Calibri">
-    <w:panose1 w:val="020F0502020204030204"/>
-    <w:charset w:val="00"/>
-    <w:family w:val="swiss"/>
+  <w:font w:name="Symbol">
+    <w:panose1 w:val="05050102010706020507"/>
+    <w:charset w:val="02"/>
+    <w:family w:val="roman"/>
     <w:pitch w:val="variable"/>
-    <w:sig w:usb0="E4002EFF" w:usb1="C000247B" w:usb2="00000009" w:usb3="00000000" w:csb0="000001FF" w:csb1="00000000"/>
+    <w:sig w:usb0="00000000" w:usb1="10000000" w:usb2="00000000" w:usb3="00000000" w:csb0="80000000" w:csb1="00000000"/>
   </w:font>
   <w:font w:name="Times New Roman">
     <w:panose1 w:val="02020603050405020304"/>
@@ -1125,6 +4358,27 @@
     <w:family w:val="roman"/>
     <w:pitch w:val="variable"/>
     <w:sig w:usb0="E0002EFF" w:usb1="C000785B" w:usb2="00000009" w:usb3="00000000" w:csb0="000001FF" w:csb1="00000000"/>
+  </w:font>
+  <w:font w:name="Courier New">
+    <w:panose1 w:val="02070309020205020404"/>
+    <w:charset w:val="00"/>
+    <w:family w:val="modern"/>
+    <w:pitch w:val="fixed"/>
+    <w:sig w:usb0="E0002EFF" w:usb1="C0007843" w:usb2="00000009" w:usb3="00000000" w:csb0="000001FF" w:csb1="00000000"/>
+  </w:font>
+  <w:font w:name="Wingdings">
+    <w:panose1 w:val="05000000000000000000"/>
+    <w:charset w:val="02"/>
+    <w:family w:val="auto"/>
+    <w:pitch w:val="variable"/>
+    <w:sig w:usb0="00000000" w:usb1="10000000" w:usb2="00000000" w:usb3="00000000" w:csb0="80000000" w:csb1="00000000"/>
+  </w:font>
+  <w:font w:name="Calibri">
+    <w:panose1 w:val="020F0502020204030204"/>
+    <w:charset w:val="00"/>
+    <w:family w:val="swiss"/>
+    <w:pitch w:val="variable"/>
+    <w:sig w:usb0="E4002EFF" w:usb1="C000247B" w:usb2="00000009" w:usb3="00000000" w:csb0="000001FF" w:csb1="00000000"/>
   </w:font>
   <w:font w:name="JetBrains Mono NL">
     <w:panose1 w:val="02000009000000000000"/>
@@ -1187,17 +4441,21 @@
   </w:compat>
   <w:rsids>
     <w:rsidRoot w:val="008238CD"/>
-    <w:rsid w:val="001A0885"/>
+    <w:rsid w:val="00261C69"/>
+    <w:rsid w:val="00292B19"/>
     <w:rsid w:val="003A6ABC"/>
+    <w:rsid w:val="003F19EF"/>
+    <w:rsid w:val="0042682C"/>
     <w:rsid w:val="004F7305"/>
     <w:rsid w:val="006D2E04"/>
     <w:rsid w:val="008238CD"/>
-    <w:rsid w:val="00A3501E"/>
     <w:rsid w:val="00AC7174"/>
+    <w:rsid w:val="00B061B7"/>
     <w:rsid w:val="00C208BF"/>
     <w:rsid w:val="00C95DE2"/>
+    <w:rsid w:val="00CC02F1"/>
     <w:rsid w:val="00D223CD"/>
-    <w:rsid w:val="00FD669A"/>
+    <w:rsid w:val="00D80983"/>
   </w:rsids>
   <m:mathPr>
     <m:mathFont m:val="Cambria Math"/>
